--- a/input/E024 Gavin Uberti/Gavin Uberti Script V3.docx
+++ b/input/E024 Gavin Uberti/Gavin Uberti Script V3.docx
@@ -38,7 +38,6 @@
       <w:pPr>
         <w:spacing w:after="280" w:lineRule="auto"/>
         <w:rPr>
-          <w:strike w:val="1"/>
           <w:color w:val="a3a3a3"/>
           <w:sz w:val="24"/>
           <w:szCs w:val="24"/>
@@ -85,18 +84,16 @@
       <w:pPr>
         <w:spacing w:after="280" w:lineRule="auto"/>
         <w:rPr>
-          <w:strike w:val="1"/>
-          <w:color w:val="a3a3a3"/>
-          <w:sz w:val="24"/>
-          <w:szCs w:val="24"/>
-        </w:rPr>
-      </w:pPr>
-    </w:p>
-    <w:p>
-      <w:pPr>
-        <w:spacing w:after="280" w:lineRule="auto"/>
-        <w:rPr>
-          <w:strike w:val="1"/>
+          <w:color w:val="a3a3a3"/>
+          <w:sz w:val="24"/>
+          <w:szCs w:val="24"/>
+        </w:rPr>
+      </w:pPr>
+    </w:p>
+    <w:p>
+      <w:pPr>
+        <w:spacing w:after="280" w:lineRule="auto"/>
+        <w:rPr>
           <w:color w:val="a3a3a3"/>
           <w:sz w:val="24"/>
           <w:szCs w:val="24"/>
@@ -126,7 +123,6 @@
       <w:pPr>
         <w:spacing w:after="280" w:lineRule="auto"/>
         <w:rPr>
-          <w:strike w:val="1"/>
           <w:color w:val="a3a3a3"/>
           <w:sz w:val="24"/>
           <w:szCs w:val="24"/>
@@ -156,7 +152,6 @@
       <w:pPr>
         <w:spacing w:after="280" w:lineRule="auto"/>
         <w:rPr>
-          <w:strike w:val="1"/>
           <w:color w:val="a3a3a3"/>
           <w:sz w:val="24"/>
           <w:szCs w:val="24"/>
@@ -186,18 +181,16 @@
       <w:pPr>
         <w:spacing w:after="280" w:lineRule="auto"/>
         <w:rPr>
-          <w:strike w:val="1"/>
-          <w:color w:val="a3a3a3"/>
-          <w:sz w:val="24"/>
-          <w:szCs w:val="24"/>
-        </w:rPr>
-      </w:pPr>
-    </w:p>
-    <w:p>
-      <w:pPr>
-        <w:spacing w:after="280" w:lineRule="auto"/>
-        <w:rPr>
-          <w:strike w:val="1"/>
+          <w:color w:val="a3a3a3"/>
+          <w:sz w:val="24"/>
+          <w:szCs w:val="24"/>
+        </w:rPr>
+      </w:pPr>
+    </w:p>
+    <w:p>
+      <w:pPr>
+        <w:spacing w:after="280" w:lineRule="auto"/>
+        <w:rPr>
           <w:color w:val="a3a3a3"/>
           <w:sz w:val="24"/>
           <w:szCs w:val="24"/>
@@ -227,7 +220,6 @@
       <w:pPr>
         <w:spacing w:after="280" w:lineRule="auto"/>
         <w:rPr>
-          <w:strike w:val="1"/>
           <w:color w:val="a3a3a3"/>
           <w:sz w:val="24"/>
           <w:szCs w:val="24"/>
@@ -257,7 +249,6 @@
       <w:pPr>
         <w:spacing w:after="280" w:lineRule="auto"/>
         <w:rPr>
-          <w:strike w:val="1"/>
           <w:color w:val="a3a3a3"/>
           <w:sz w:val="24"/>
           <w:szCs w:val="24"/>
@@ -287,7 +278,6 @@
       <w:pPr>
         <w:spacing w:after="280" w:lineRule="auto"/>
         <w:rPr>
-          <w:strike w:val="1"/>
           <w:color w:val="a3a3a3"/>
           <w:sz w:val="24"/>
           <w:szCs w:val="24"/>
@@ -317,18 +307,16 @@
       <w:pPr>
         <w:spacing w:after="280" w:lineRule="auto"/>
         <w:rPr>
-          <w:strike w:val="1"/>
-          <w:color w:val="a3a3a3"/>
-          <w:sz w:val="24"/>
-          <w:szCs w:val="24"/>
-        </w:rPr>
-      </w:pPr>
-    </w:p>
-    <w:p>
-      <w:pPr>
-        <w:spacing w:after="280" w:lineRule="auto"/>
-        <w:rPr>
-          <w:strike w:val="1"/>
+          <w:color w:val="a3a3a3"/>
+          <w:sz w:val="24"/>
+          <w:szCs w:val="24"/>
+        </w:rPr>
+      </w:pPr>
+    </w:p>
+    <w:p>
+      <w:pPr>
+        <w:spacing w:after="280" w:lineRule="auto"/>
+        <w:rPr>
           <w:color w:val="a3a3a3"/>
           <w:sz w:val="24"/>
           <w:szCs w:val="24"/>
@@ -358,7 +346,6 @@
       <w:pPr>
         <w:spacing w:after="280" w:lineRule="auto"/>
         <w:rPr>
-          <w:strike w:val="1"/>
           <w:color w:val="a3a3a3"/>
           <w:sz w:val="24"/>
           <w:szCs w:val="24"/>
@@ -388,40 +375,36 @@
       <w:pPr>
         <w:spacing w:after="280" w:lineRule="auto"/>
         <w:rPr>
-          <w:strike w:val="1"/>
-          <w:color w:val="a3a3a3"/>
-          <w:sz w:val="24"/>
-          <w:szCs w:val="24"/>
-        </w:rPr>
-      </w:pPr>
-    </w:p>
-    <w:p>
-      <w:pPr>
-        <w:spacing w:after="280" w:lineRule="auto"/>
-        <w:rPr>
-          <w:strike w:val="1"/>
-          <w:color w:val="a3a3a3"/>
-          <w:sz w:val="24"/>
-          <w:szCs w:val="24"/>
-        </w:rPr>
-      </w:pPr>
-    </w:p>
-    <w:p>
-      <w:pPr>
-        <w:spacing w:after="280" w:lineRule="auto"/>
-        <w:rPr>
-          <w:strike w:val="1"/>
-          <w:color w:val="a3a3a3"/>
-          <w:sz w:val="24"/>
-          <w:szCs w:val="24"/>
-        </w:rPr>
-      </w:pPr>
-    </w:p>
-    <w:p>
-      <w:pPr>
-        <w:spacing w:after="280" w:lineRule="auto"/>
-        <w:rPr>
-          <w:strike w:val="1"/>
+          <w:color w:val="a3a3a3"/>
+          <w:sz w:val="24"/>
+          <w:szCs w:val="24"/>
+        </w:rPr>
+      </w:pPr>
+    </w:p>
+    <w:p>
+      <w:pPr>
+        <w:spacing w:after="280" w:lineRule="auto"/>
+        <w:rPr>
+          <w:color w:val="a3a3a3"/>
+          <w:sz w:val="24"/>
+          <w:szCs w:val="24"/>
+        </w:rPr>
+      </w:pPr>
+    </w:p>
+    <w:p>
+      <w:pPr>
+        <w:spacing w:after="280" w:lineRule="auto"/>
+        <w:rPr>
+          <w:color w:val="a3a3a3"/>
+          <w:sz w:val="24"/>
+          <w:szCs w:val="24"/>
+        </w:rPr>
+      </w:pPr>
+    </w:p>
+    <w:p>
+      <w:pPr>
+        <w:spacing w:after="280" w:lineRule="auto"/>
+        <w:rPr>
           <w:color w:val="a3a3a3"/>
           <w:sz w:val="24"/>
           <w:szCs w:val="24"/>
@@ -451,7 +434,6 @@
       <w:pPr>
         <w:spacing w:after="280" w:lineRule="auto"/>
         <w:rPr>
-          <w:strike w:val="1"/>
           <w:color w:val="a3a3a3"/>
           <w:sz w:val="24"/>
           <w:szCs w:val="24"/>
@@ -481,62 +463,56 @@
       <w:pPr>
         <w:spacing w:after="280" w:lineRule="auto"/>
         <w:rPr>
-          <w:strike w:val="1"/>
-          <w:color w:val="a3a3a3"/>
-          <w:sz w:val="24"/>
-          <w:szCs w:val="24"/>
-        </w:rPr>
-      </w:pPr>
-    </w:p>
-    <w:p>
-      <w:pPr>
-        <w:spacing w:after="280" w:lineRule="auto"/>
-        <w:rPr>
-          <w:strike w:val="1"/>
-          <w:color w:val="a3a3a3"/>
-          <w:sz w:val="24"/>
-          <w:szCs w:val="24"/>
-        </w:rPr>
-      </w:pPr>
-    </w:p>
-    <w:p>
-      <w:pPr>
-        <w:spacing w:after="280" w:lineRule="auto"/>
-        <w:rPr>
-          <w:strike w:val="1"/>
-          <w:color w:val="a3a3a3"/>
-          <w:sz w:val="24"/>
-          <w:szCs w:val="24"/>
-        </w:rPr>
-      </w:pPr>
-    </w:p>
-    <w:p>
-      <w:pPr>
-        <w:spacing w:after="280" w:lineRule="auto"/>
-        <w:rPr>
-          <w:strike w:val="1"/>
-          <w:color w:val="a3a3a3"/>
-          <w:sz w:val="24"/>
-          <w:szCs w:val="24"/>
-        </w:rPr>
-      </w:pPr>
-    </w:p>
-    <w:p>
-      <w:pPr>
-        <w:spacing w:after="280" w:lineRule="auto"/>
-        <w:rPr>
-          <w:strike w:val="1"/>
-          <w:color w:val="a3a3a3"/>
-          <w:sz w:val="24"/>
-          <w:szCs w:val="24"/>
-        </w:rPr>
-      </w:pPr>
-    </w:p>
-    <w:p>
-      <w:pPr>
-        <w:spacing w:after="280" w:lineRule="auto"/>
-        <w:rPr>
-          <w:strike w:val="1"/>
+          <w:color w:val="a3a3a3"/>
+          <w:sz w:val="24"/>
+          <w:szCs w:val="24"/>
+        </w:rPr>
+      </w:pPr>
+    </w:p>
+    <w:p>
+      <w:pPr>
+        <w:spacing w:after="280" w:lineRule="auto"/>
+        <w:rPr>
+          <w:color w:val="a3a3a3"/>
+          <w:sz w:val="24"/>
+          <w:szCs w:val="24"/>
+        </w:rPr>
+      </w:pPr>
+    </w:p>
+    <w:p>
+      <w:pPr>
+        <w:spacing w:after="280" w:lineRule="auto"/>
+        <w:rPr>
+          <w:color w:val="a3a3a3"/>
+          <w:sz w:val="24"/>
+          <w:szCs w:val="24"/>
+        </w:rPr>
+      </w:pPr>
+    </w:p>
+    <w:p>
+      <w:pPr>
+        <w:spacing w:after="280" w:lineRule="auto"/>
+        <w:rPr>
+          <w:color w:val="a3a3a3"/>
+          <w:sz w:val="24"/>
+          <w:szCs w:val="24"/>
+        </w:rPr>
+      </w:pPr>
+    </w:p>
+    <w:p>
+      <w:pPr>
+        <w:spacing w:after="280" w:lineRule="auto"/>
+        <w:rPr>
+          <w:color w:val="a3a3a3"/>
+          <w:sz w:val="24"/>
+          <w:szCs w:val="24"/>
+        </w:rPr>
+      </w:pPr>
+    </w:p>
+    <w:p>
+      <w:pPr>
+        <w:spacing w:after="280" w:lineRule="auto"/>
+        <w:rPr>
           <w:color w:val="a3a3a3"/>
           <w:sz w:val="24"/>
           <w:szCs w:val="24"/>
@@ -566,7 +542,6 @@
       <w:pPr>
         <w:spacing w:after="280" w:lineRule="auto"/>
         <w:rPr>
-          <w:strike w:val="1"/>
           <w:color w:val="a3a3a3"/>
           <w:sz w:val="24"/>
           <w:szCs w:val="24"/>
@@ -596,18 +571,16 @@
       <w:pPr>
         <w:spacing w:after="280" w:lineRule="auto"/>
         <w:rPr>
-          <w:strike w:val="1"/>
-          <w:color w:val="a3a3a3"/>
-          <w:sz w:val="24"/>
-          <w:szCs w:val="24"/>
-        </w:rPr>
-      </w:pPr>
-    </w:p>
-    <w:p>
-      <w:pPr>
-        <w:spacing w:after="280" w:lineRule="auto"/>
-        <w:rPr>
-          <w:strike w:val="1"/>
+          <w:color w:val="a3a3a3"/>
+          <w:sz w:val="24"/>
+          <w:szCs w:val="24"/>
+        </w:rPr>
+      </w:pPr>
+    </w:p>
+    <w:p>
+      <w:pPr>
+        <w:spacing w:after="280" w:lineRule="auto"/>
+        <w:rPr>
           <w:color w:val="a3a3a3"/>
           <w:sz w:val="24"/>
           <w:szCs w:val="24"/>
@@ -772,7 +745,6 @@
       <w:pPr>
         <w:spacing w:after="280" w:lineRule="auto"/>
         <w:rPr>
-          <w:strike w:val="1"/>
           <w:color w:val="a3a3a3"/>
           <w:sz w:val="24"/>
           <w:szCs w:val="24"/>
@@ -821,7 +793,6 @@
       <w:pPr>
         <w:spacing w:after="280" w:lineRule="auto"/>
         <w:rPr>
-          <w:strike w:val="1"/>
           <w:color w:val="a3a3a3"/>
           <w:sz w:val="24"/>
           <w:szCs w:val="24"/>
@@ -851,7 +822,6 @@
       <w:pPr>
         <w:spacing w:after="280" w:lineRule="auto"/>
         <w:rPr>
-          <w:strike w:val="1"/>
           <w:color w:val="a3a3a3"/>
           <w:sz w:val="24"/>
           <w:szCs w:val="24"/>
@@ -881,7 +851,6 @@
       <w:pPr>
         <w:spacing w:after="280" w:lineRule="auto"/>
         <w:rPr>
-          <w:strike w:val="1"/>
           <w:color w:val="a3a3a3"/>
           <w:sz w:val="24"/>
           <w:szCs w:val="24"/>
@@ -1374,7 +1343,6 @@
       <w:pPr>
         <w:spacing w:after="280" w:lineRule="auto"/>
         <w:rPr>
-          <w:strike w:val="1"/>
           <w:color w:val="a3a3a3"/>
           <w:sz w:val="24"/>
           <w:szCs w:val="24"/>
@@ -1404,7 +1372,6 @@
       <w:pPr>
         <w:spacing w:after="280" w:lineRule="auto"/>
         <w:rPr>
-          <w:strike w:val="1"/>
           <w:color w:val="a3a3a3"/>
           <w:sz w:val="24"/>
           <w:szCs w:val="24"/>
@@ -1434,7 +1401,6 @@
       <w:pPr>
         <w:spacing w:after="280" w:lineRule="auto"/>
         <w:rPr>
-          <w:strike w:val="1"/>
           <w:color w:val="a3a3a3"/>
           <w:sz w:val="24"/>
           <w:szCs w:val="24"/>
@@ -1517,7 +1483,6 @@
       <w:pPr>
         <w:spacing w:after="280" w:lineRule="auto"/>
         <w:rPr>
-          <w:strike w:val="1"/>
           <w:color w:val="a3a3a3"/>
           <w:sz w:val="24"/>
           <w:szCs w:val="24"/>
@@ -1732,7 +1697,6 @@
       <w:pPr>
         <w:spacing w:after="280" w:lineRule="auto"/>
         <w:rPr>
-          <w:strike w:val="1"/>
           <w:color w:val="a3a3a3"/>
           <w:sz w:val="24"/>
           <w:szCs w:val="24"/>
@@ -1829,7 +1793,6 @@
       <w:pPr>
         <w:spacing w:after="280" w:lineRule="auto"/>
         <w:rPr>
-          <w:strike w:val="1"/>
           <w:color w:val="a3a3a3"/>
           <w:sz w:val="24"/>
           <w:szCs w:val="24"/>
@@ -1881,7 +1844,6 @@
       <w:pPr>
         <w:spacing w:after="280" w:lineRule="auto"/>
         <w:rPr>
-          <w:strike w:val="1"/>
           <w:color w:val="a3a3a3"/>
           <w:sz w:val="24"/>
           <w:szCs w:val="24"/>
@@ -1953,7 +1915,6 @@
       <w:pPr>
         <w:spacing w:after="280" w:lineRule="auto"/>
         <w:rPr>
-          <w:strike w:val="1"/>
           <w:color w:val="a3a3a3"/>
           <w:sz w:val="24"/>
           <w:szCs w:val="24"/>
@@ -1983,7 +1944,6 @@
       <w:pPr>
         <w:spacing w:after="280" w:lineRule="auto"/>
         <w:rPr>
-          <w:strike w:val="1"/>
           <w:color w:val="a3a3a3"/>
           <w:sz w:val="24"/>
           <w:szCs w:val="24"/>
@@ -2013,7 +1973,6 @@
       <w:pPr>
         <w:spacing w:after="280" w:lineRule="auto"/>
         <w:rPr>
-          <w:strike w:val="1"/>
           <w:color w:val="a3a3a3"/>
           <w:sz w:val="24"/>
           <w:szCs w:val="24"/>
@@ -2043,18 +2002,16 @@
       <w:pPr>
         <w:spacing w:after="280" w:lineRule="auto"/>
         <w:rPr>
-          <w:strike w:val="1"/>
-          <w:color w:val="a3a3a3"/>
-          <w:sz w:val="24"/>
-          <w:szCs w:val="24"/>
-        </w:rPr>
-      </w:pPr>
-    </w:p>
-    <w:p>
-      <w:pPr>
-        <w:spacing w:after="280" w:lineRule="auto"/>
-        <w:rPr>
-          <w:strike w:val="1"/>
+          <w:color w:val="a3a3a3"/>
+          <w:sz w:val="24"/>
+          <w:szCs w:val="24"/>
+        </w:rPr>
+      </w:pPr>
+    </w:p>
+    <w:p>
+      <w:pPr>
+        <w:spacing w:after="280" w:lineRule="auto"/>
+        <w:rPr>
           <w:color w:val="a3a3a3"/>
           <w:sz w:val="24"/>
           <w:szCs w:val="24"/>
@@ -2242,7 +2199,6 @@
       <w:pPr>
         <w:spacing w:after="280" w:lineRule="auto"/>
         <w:rPr>
-          <w:strike w:val="1"/>
           <w:color w:val="a3a3a3"/>
           <w:sz w:val="24"/>
           <w:szCs w:val="24"/>
@@ -2272,7 +2228,6 @@
       <w:pPr>
         <w:spacing w:after="280" w:lineRule="auto"/>
         <w:rPr>
-          <w:strike w:val="1"/>
           <w:color w:val="a3a3a3"/>
           <w:sz w:val="24"/>
           <w:szCs w:val="24"/>
@@ -2302,7 +2257,6 @@
       <w:pPr>
         <w:spacing w:after="280" w:lineRule="auto"/>
         <w:rPr>
-          <w:strike w:val="1"/>
           <w:color w:val="a3a3a3"/>
           <w:sz w:val="24"/>
           <w:szCs w:val="24"/>
@@ -2332,7 +2286,6 @@
       <w:pPr>
         <w:spacing w:after="280" w:lineRule="auto"/>
         <w:rPr>
-          <w:strike w:val="1"/>
           <w:color w:val="a3a3a3"/>
           <w:sz w:val="24"/>
           <w:szCs w:val="24"/>
@@ -2572,7 +2525,6 @@
       <w:pPr>
         <w:spacing w:after="280" w:lineRule="auto"/>
         <w:rPr>
-          <w:strike w:val="1"/>
           <w:color w:val="a3a3a3"/>
           <w:sz w:val="24"/>
           <w:szCs w:val="24"/>
@@ -2602,40 +2554,36 @@
       <w:pPr>
         <w:spacing w:after="280" w:lineRule="auto"/>
         <w:rPr>
-          <w:strike w:val="1"/>
-          <w:color w:val="a3a3a3"/>
-          <w:sz w:val="24"/>
-          <w:szCs w:val="24"/>
-        </w:rPr>
-      </w:pPr>
-    </w:p>
-    <w:p>
-      <w:pPr>
-        <w:spacing w:after="280" w:lineRule="auto"/>
-        <w:rPr>
-          <w:strike w:val="1"/>
-          <w:color w:val="a3a3a3"/>
-          <w:sz w:val="24"/>
-          <w:szCs w:val="24"/>
-        </w:rPr>
-      </w:pPr>
-    </w:p>
-    <w:p>
-      <w:pPr>
-        <w:spacing w:after="280" w:lineRule="auto"/>
-        <w:rPr>
-          <w:strike w:val="1"/>
-          <w:color w:val="a3a3a3"/>
-          <w:sz w:val="24"/>
-          <w:szCs w:val="24"/>
-        </w:rPr>
-      </w:pPr>
-    </w:p>
-    <w:p>
-      <w:pPr>
-        <w:spacing w:after="280" w:lineRule="auto"/>
-        <w:rPr>
-          <w:strike w:val="1"/>
+          <w:color w:val="a3a3a3"/>
+          <w:sz w:val="24"/>
+          <w:szCs w:val="24"/>
+        </w:rPr>
+      </w:pPr>
+    </w:p>
+    <w:p>
+      <w:pPr>
+        <w:spacing w:after="280" w:lineRule="auto"/>
+        <w:rPr>
+          <w:color w:val="a3a3a3"/>
+          <w:sz w:val="24"/>
+          <w:szCs w:val="24"/>
+        </w:rPr>
+      </w:pPr>
+    </w:p>
+    <w:p>
+      <w:pPr>
+        <w:spacing w:after="280" w:lineRule="auto"/>
+        <w:rPr>
+          <w:color w:val="a3a3a3"/>
+          <w:sz w:val="24"/>
+          <w:szCs w:val="24"/>
+        </w:rPr>
+      </w:pPr>
+    </w:p>
+    <w:p>
+      <w:pPr>
+        <w:spacing w:after="280" w:lineRule="auto"/>
+        <w:rPr>
           <w:color w:val="a3a3a3"/>
           <w:sz w:val="24"/>
           <w:szCs w:val="24"/>
@@ -2665,7 +2613,6 @@
       <w:pPr>
         <w:spacing w:after="280" w:lineRule="auto"/>
         <w:rPr>
-          <w:strike w:val="1"/>
           <w:color w:val="a3a3a3"/>
           <w:sz w:val="24"/>
           <w:szCs w:val="24"/>
@@ -2703,18 +2650,16 @@
       <w:pPr>
         <w:spacing w:after="280" w:lineRule="auto"/>
         <w:rPr>
-          <w:strike w:val="1"/>
-          <w:color w:val="a3a3a3"/>
-          <w:sz w:val="24"/>
-          <w:szCs w:val="24"/>
-        </w:rPr>
-      </w:pPr>
-    </w:p>
-    <w:p>
-      <w:pPr>
-        <w:spacing w:after="280" w:lineRule="auto"/>
-        <w:rPr>
-          <w:strike w:val="1"/>
+          <w:color w:val="a3a3a3"/>
+          <w:sz w:val="24"/>
+          <w:szCs w:val="24"/>
+        </w:rPr>
+      </w:pPr>
+    </w:p>
+    <w:p>
+      <w:pPr>
+        <w:spacing w:after="280" w:lineRule="auto"/>
+        <w:rPr>
           <w:color w:val="a3a3a3"/>
           <w:sz w:val="24"/>
           <w:szCs w:val="24"/>
@@ -2776,7 +2721,6 @@
       <w:pPr>
         <w:spacing w:after="280" w:lineRule="auto"/>
         <w:rPr>
-          <w:strike w:val="1"/>
           <w:color w:val="a3a3a3"/>
           <w:sz w:val="24"/>
           <w:szCs w:val="24"/>
@@ -2834,7 +2778,6 @@
       <w:pPr>
         <w:spacing w:after="280" w:lineRule="auto"/>
         <w:rPr>
-          <w:strike w:val="1"/>
           <w:color w:val="a3a3a3"/>
           <w:sz w:val="24"/>
           <w:szCs w:val="24"/>
@@ -2917,7 +2860,6 @@
       <w:pPr>
         <w:spacing w:after="280" w:lineRule="auto"/>
         <w:rPr>
-          <w:strike w:val="1"/>
           <w:color w:val="a3a3a3"/>
           <w:sz w:val="24"/>
           <w:szCs w:val="24"/>
@@ -3102,7 +3044,6 @@
       <w:pPr>
         <w:spacing w:after="280" w:lineRule="auto"/>
         <w:rPr>
-          <w:strike w:val="1"/>
           <w:color w:val="a3a3a3"/>
           <w:sz w:val="24"/>
           <w:szCs w:val="24"/>
@@ -3132,7 +3073,6 @@
       <w:pPr>
         <w:spacing w:after="280" w:lineRule="auto"/>
         <w:rPr>
-          <w:strike w:val="1"/>
           <w:color w:val="a3a3a3"/>
           <w:sz w:val="24"/>
           <w:szCs w:val="24"/>
@@ -3162,29 +3102,26 @@
       <w:pPr>
         <w:spacing w:after="280" w:lineRule="auto"/>
         <w:rPr>
-          <w:strike w:val="1"/>
-          <w:color w:val="a3a3a3"/>
-          <w:sz w:val="24"/>
-          <w:szCs w:val="24"/>
-        </w:rPr>
-      </w:pPr>
-    </w:p>
-    <w:p>
-      <w:pPr>
-        <w:spacing w:after="280" w:lineRule="auto"/>
-        <w:rPr>
-          <w:strike w:val="1"/>
-          <w:color w:val="a3a3a3"/>
-          <w:sz w:val="24"/>
-          <w:szCs w:val="24"/>
-        </w:rPr>
-      </w:pPr>
-    </w:p>
-    <w:p>
-      <w:pPr>
-        <w:spacing w:after="280" w:lineRule="auto"/>
-        <w:rPr>
-          <w:strike w:val="1"/>
+          <w:color w:val="a3a3a3"/>
+          <w:sz w:val="24"/>
+          <w:szCs w:val="24"/>
+        </w:rPr>
+      </w:pPr>
+    </w:p>
+    <w:p>
+      <w:pPr>
+        <w:spacing w:after="280" w:lineRule="auto"/>
+        <w:rPr>
+          <w:color w:val="a3a3a3"/>
+          <w:sz w:val="24"/>
+          <w:szCs w:val="24"/>
+        </w:rPr>
+      </w:pPr>
+    </w:p>
+    <w:p>
+      <w:pPr>
+        <w:spacing w:after="280" w:lineRule="auto"/>
+        <w:rPr>
           <w:color w:val="a3a3a3"/>
           <w:sz w:val="24"/>
           <w:szCs w:val="24"/>
@@ -3214,7 +3151,6 @@
       <w:pPr>
         <w:spacing w:after="280" w:lineRule="auto"/>
         <w:rPr>
-          <w:strike w:val="1"/>
           <w:color w:val="a3a3a3"/>
           <w:sz w:val="24"/>
           <w:szCs w:val="24"/>
@@ -3244,18 +3180,16 @@
       <w:pPr>
         <w:spacing w:after="280" w:lineRule="auto"/>
         <w:rPr>
-          <w:strike w:val="1"/>
-          <w:color w:val="a3a3a3"/>
-          <w:sz w:val="24"/>
-          <w:szCs w:val="24"/>
-        </w:rPr>
-      </w:pPr>
-    </w:p>
-    <w:p>
-      <w:pPr>
-        <w:spacing w:after="280" w:lineRule="auto"/>
-        <w:rPr>
-          <w:strike w:val="1"/>
+          <w:color w:val="a3a3a3"/>
+          <w:sz w:val="24"/>
+          <w:szCs w:val="24"/>
+        </w:rPr>
+      </w:pPr>
+    </w:p>
+    <w:p>
+      <w:pPr>
+        <w:spacing w:after="280" w:lineRule="auto"/>
+        <w:rPr>
           <w:color w:val="a3a3a3"/>
           <w:sz w:val="24"/>
           <w:szCs w:val="24"/>
@@ -3285,7 +3219,6 @@
       <w:pPr>
         <w:spacing w:after="280" w:lineRule="auto"/>
         <w:rPr>
-          <w:strike w:val="1"/>
           <w:color w:val="a3a3a3"/>
           <w:sz w:val="24"/>
           <w:szCs w:val="24"/>
@@ -3315,7 +3248,6 @@
       <w:pPr>
         <w:spacing w:after="280" w:lineRule="auto"/>
         <w:rPr>
-          <w:strike w:val="1"/>
           <w:color w:val="a3a3a3"/>
           <w:sz w:val="24"/>
           <w:szCs w:val="24"/>
@@ -3345,7 +3277,6 @@
       <w:pPr>
         <w:spacing w:after="280" w:lineRule="auto"/>
         <w:rPr>
-          <w:strike w:val="1"/>
           <w:color w:val="a3a3a3"/>
           <w:sz w:val="24"/>
           <w:szCs w:val="24"/>
@@ -3375,29 +3306,26 @@
       <w:pPr>
         <w:spacing w:after="280" w:lineRule="auto"/>
         <w:rPr>
-          <w:strike w:val="1"/>
-          <w:color w:val="a3a3a3"/>
-          <w:sz w:val="24"/>
-          <w:szCs w:val="24"/>
-        </w:rPr>
-      </w:pPr>
-    </w:p>
-    <w:p>
-      <w:pPr>
-        <w:spacing w:after="280" w:lineRule="auto"/>
-        <w:rPr>
-          <w:strike w:val="1"/>
-          <w:color w:val="a3a3a3"/>
-          <w:sz w:val="24"/>
-          <w:szCs w:val="24"/>
-        </w:rPr>
-      </w:pPr>
-    </w:p>
-    <w:p>
-      <w:pPr>
-        <w:spacing w:after="280" w:lineRule="auto"/>
-        <w:rPr>
-          <w:strike w:val="1"/>
+          <w:color w:val="a3a3a3"/>
+          <w:sz w:val="24"/>
+          <w:szCs w:val="24"/>
+        </w:rPr>
+      </w:pPr>
+    </w:p>
+    <w:p>
+      <w:pPr>
+        <w:spacing w:after="280" w:lineRule="auto"/>
+        <w:rPr>
+          <w:color w:val="a3a3a3"/>
+          <w:sz w:val="24"/>
+          <w:szCs w:val="24"/>
+        </w:rPr>
+      </w:pPr>
+    </w:p>
+    <w:p>
+      <w:pPr>
+        <w:spacing w:after="280" w:lineRule="auto"/>
+        <w:rPr>
           <w:color w:val="a3a3a3"/>
           <w:sz w:val="24"/>
           <w:szCs w:val="24"/>
@@ -3427,7 +3355,6 @@
       <w:pPr>
         <w:spacing w:after="280" w:lineRule="auto"/>
         <w:rPr>
-          <w:strike w:val="1"/>
           <w:color w:val="a3a3a3"/>
           <w:sz w:val="24"/>
           <w:szCs w:val="24"/>
@@ -3457,7 +3384,6 @@
       <w:pPr>
         <w:spacing w:after="280" w:lineRule="auto"/>
         <w:rPr>
-          <w:strike w:val="1"/>
           <w:color w:val="a3a3a3"/>
           <w:sz w:val="24"/>
           <w:szCs w:val="24"/>
@@ -3487,18 +3413,16 @@
       <w:pPr>
         <w:spacing w:after="280" w:lineRule="auto"/>
         <w:rPr>
-          <w:strike w:val="1"/>
-          <w:color w:val="a3a3a3"/>
-          <w:sz w:val="24"/>
-          <w:szCs w:val="24"/>
-        </w:rPr>
-      </w:pPr>
-    </w:p>
-    <w:p>
-      <w:pPr>
-        <w:spacing w:after="280" w:lineRule="auto"/>
-        <w:rPr>
-          <w:strike w:val="1"/>
+          <w:color w:val="a3a3a3"/>
+          <w:sz w:val="24"/>
+          <w:szCs w:val="24"/>
+        </w:rPr>
+      </w:pPr>
+    </w:p>
+    <w:p>
+      <w:pPr>
+        <w:spacing w:after="280" w:lineRule="auto"/>
+        <w:rPr>
           <w:color w:val="a3a3a3"/>
           <w:sz w:val="24"/>
           <w:szCs w:val="24"/>
@@ -3528,106 +3452,96 @@
       <w:pPr>
         <w:spacing w:after="280" w:lineRule="auto"/>
         <w:rPr>
-          <w:strike w:val="1"/>
-          <w:color w:val="a3a3a3"/>
-          <w:sz w:val="24"/>
-          <w:szCs w:val="24"/>
-        </w:rPr>
-      </w:pPr>
-    </w:p>
-    <w:p>
-      <w:pPr>
-        <w:spacing w:after="280" w:lineRule="auto"/>
-        <w:rPr>
-          <w:strike w:val="1"/>
-          <w:color w:val="a3a3a3"/>
-          <w:sz w:val="24"/>
-          <w:szCs w:val="24"/>
-        </w:rPr>
-      </w:pPr>
-    </w:p>
-    <w:p>
-      <w:pPr>
-        <w:spacing w:after="280" w:lineRule="auto"/>
-        <w:rPr>
-          <w:strike w:val="1"/>
-          <w:color w:val="a3a3a3"/>
-          <w:sz w:val="24"/>
-          <w:szCs w:val="24"/>
-        </w:rPr>
-      </w:pPr>
-    </w:p>
-    <w:p>
-      <w:pPr>
-        <w:spacing w:after="280" w:lineRule="auto"/>
-        <w:rPr>
-          <w:strike w:val="1"/>
-          <w:color w:val="a3a3a3"/>
-          <w:sz w:val="24"/>
-          <w:szCs w:val="24"/>
-        </w:rPr>
-      </w:pPr>
-    </w:p>
-    <w:p>
-      <w:pPr>
-        <w:spacing w:after="280" w:lineRule="auto"/>
-        <w:rPr>
-          <w:strike w:val="1"/>
-          <w:color w:val="a3a3a3"/>
-          <w:sz w:val="24"/>
-          <w:szCs w:val="24"/>
-        </w:rPr>
-      </w:pPr>
-    </w:p>
-    <w:p>
-      <w:pPr>
-        <w:spacing w:after="280" w:lineRule="auto"/>
-        <w:rPr>
-          <w:strike w:val="1"/>
-          <w:color w:val="a3a3a3"/>
-          <w:sz w:val="24"/>
-          <w:szCs w:val="24"/>
-        </w:rPr>
-      </w:pPr>
-    </w:p>
-    <w:p>
-      <w:pPr>
-        <w:spacing w:after="280" w:lineRule="auto"/>
-        <w:rPr>
-          <w:strike w:val="1"/>
-          <w:color w:val="a3a3a3"/>
-          <w:sz w:val="24"/>
-          <w:szCs w:val="24"/>
-        </w:rPr>
-      </w:pPr>
-    </w:p>
-    <w:p>
-      <w:pPr>
-        <w:spacing w:after="280" w:lineRule="auto"/>
-        <w:rPr>
-          <w:strike w:val="1"/>
-          <w:color w:val="a3a3a3"/>
-          <w:sz w:val="24"/>
-          <w:szCs w:val="24"/>
-        </w:rPr>
-      </w:pPr>
-    </w:p>
-    <w:p>
-      <w:pPr>
-        <w:spacing w:after="280" w:lineRule="auto"/>
-        <w:rPr>
-          <w:strike w:val="1"/>
-          <w:color w:val="a3a3a3"/>
-          <w:sz w:val="24"/>
-          <w:szCs w:val="24"/>
-        </w:rPr>
-      </w:pPr>
-    </w:p>
-    <w:p>
-      <w:pPr>
-        <w:spacing w:after="280" w:lineRule="auto"/>
-        <w:rPr>
-          <w:strike w:val="1"/>
+          <w:color w:val="a3a3a3"/>
+          <w:sz w:val="24"/>
+          <w:szCs w:val="24"/>
+        </w:rPr>
+      </w:pPr>
+    </w:p>
+    <w:p>
+      <w:pPr>
+        <w:spacing w:after="280" w:lineRule="auto"/>
+        <w:rPr>
+          <w:color w:val="a3a3a3"/>
+          <w:sz w:val="24"/>
+          <w:szCs w:val="24"/>
+        </w:rPr>
+      </w:pPr>
+    </w:p>
+    <w:p>
+      <w:pPr>
+        <w:spacing w:after="280" w:lineRule="auto"/>
+        <w:rPr>
+          <w:color w:val="a3a3a3"/>
+          <w:sz w:val="24"/>
+          <w:szCs w:val="24"/>
+        </w:rPr>
+      </w:pPr>
+    </w:p>
+    <w:p>
+      <w:pPr>
+        <w:spacing w:after="280" w:lineRule="auto"/>
+        <w:rPr>
+          <w:color w:val="a3a3a3"/>
+          <w:sz w:val="24"/>
+          <w:szCs w:val="24"/>
+        </w:rPr>
+      </w:pPr>
+    </w:p>
+    <w:p>
+      <w:pPr>
+        <w:spacing w:after="280" w:lineRule="auto"/>
+        <w:rPr>
+          <w:color w:val="a3a3a3"/>
+          <w:sz w:val="24"/>
+          <w:szCs w:val="24"/>
+        </w:rPr>
+      </w:pPr>
+    </w:p>
+    <w:p>
+      <w:pPr>
+        <w:spacing w:after="280" w:lineRule="auto"/>
+        <w:rPr>
+          <w:color w:val="a3a3a3"/>
+          <w:sz w:val="24"/>
+          <w:szCs w:val="24"/>
+        </w:rPr>
+      </w:pPr>
+    </w:p>
+    <w:p>
+      <w:pPr>
+        <w:spacing w:after="280" w:lineRule="auto"/>
+        <w:rPr>
+          <w:color w:val="a3a3a3"/>
+          <w:sz w:val="24"/>
+          <w:szCs w:val="24"/>
+        </w:rPr>
+      </w:pPr>
+    </w:p>
+    <w:p>
+      <w:pPr>
+        <w:spacing w:after="280" w:lineRule="auto"/>
+        <w:rPr>
+          <w:color w:val="a3a3a3"/>
+          <w:sz w:val="24"/>
+          <w:szCs w:val="24"/>
+        </w:rPr>
+      </w:pPr>
+    </w:p>
+    <w:p>
+      <w:pPr>
+        <w:spacing w:after="280" w:lineRule="auto"/>
+        <w:rPr>
+          <w:color w:val="a3a3a3"/>
+          <w:sz w:val="24"/>
+          <w:szCs w:val="24"/>
+        </w:rPr>
+      </w:pPr>
+    </w:p>
+    <w:p>
+      <w:pPr>
+        <w:spacing w:after="280" w:lineRule="auto"/>
+        <w:rPr>
           <w:color w:val="a3a3a3"/>
           <w:sz w:val="24"/>
           <w:szCs w:val="24"/>
@@ -3657,7 +3571,6 @@
       <w:pPr>
         <w:spacing w:after="280" w:lineRule="auto"/>
         <w:rPr>
-          <w:strike w:val="1"/>
           <w:color w:val="a3a3a3"/>
           <w:sz w:val="24"/>
           <w:szCs w:val="24"/>
@@ -3687,7 +3600,6 @@
       <w:pPr>
         <w:spacing w:after="280" w:lineRule="auto"/>
         <w:rPr>
-          <w:strike w:val="1"/>
           <w:color w:val="a3a3a3"/>
           <w:sz w:val="24"/>
           <w:szCs w:val="24"/>
@@ -3979,7 +3891,6 @@
       <w:pPr>
         <w:spacing w:after="280" w:lineRule="auto"/>
         <w:rPr>
-          <w:strike w:val="1"/>
           <w:color w:val="a3a3a3"/>
           <w:sz w:val="24"/>
           <w:szCs w:val="24"/>
@@ -4113,7 +4024,6 @@
       <w:pPr>
         <w:spacing w:after="280" w:lineRule="auto"/>
         <w:rPr>
-          <w:strike w:val="1"/>
           <w:color w:val="a3a3a3"/>
           <w:sz w:val="24"/>
           <w:szCs w:val="24"/>
@@ -4270,7 +4180,6 @@
       <w:pPr>
         <w:spacing w:after="280" w:lineRule="auto"/>
         <w:rPr>
-          <w:strike w:val="1"/>
           <w:color w:val="a3a3a3"/>
           <w:sz w:val="24"/>
           <w:szCs w:val="24"/>
@@ -4502,7 +4411,6 @@
       <w:pPr>
         <w:spacing w:after="280" w:lineRule="auto"/>
         <w:rPr>
-          <w:strike w:val="1"/>
           <w:color w:val="a3a3a3"/>
           <w:sz w:val="24"/>
           <w:szCs w:val="24"/>
@@ -4650,7 +4558,6 @@
       <w:pPr>
         <w:spacing w:after="280" w:lineRule="auto"/>
         <w:rPr>
-          <w:strike w:val="1"/>
           <w:color w:val="a3a3a3"/>
           <w:sz w:val="24"/>
           <w:szCs w:val="24"/>
@@ -4680,18 +4587,16 @@
       <w:pPr>
         <w:spacing w:after="280" w:lineRule="auto"/>
         <w:rPr>
-          <w:strike w:val="1"/>
-          <w:color w:val="a3a3a3"/>
-          <w:sz w:val="24"/>
-          <w:szCs w:val="24"/>
-        </w:rPr>
-      </w:pPr>
-    </w:p>
-    <w:p>
-      <w:pPr>
-        <w:spacing w:after="280" w:lineRule="auto"/>
-        <w:rPr>
-          <w:strike w:val="1"/>
+          <w:color w:val="a3a3a3"/>
+          <w:sz w:val="24"/>
+          <w:szCs w:val="24"/>
+        </w:rPr>
+      </w:pPr>
+    </w:p>
+    <w:p>
+      <w:pPr>
+        <w:spacing w:after="280" w:lineRule="auto"/>
+        <w:rPr>
           <w:color w:val="a3a3a3"/>
           <w:sz w:val="24"/>
           <w:szCs w:val="24"/>
@@ -4778,7 +4683,6 @@
       <w:pPr>
         <w:spacing w:after="280" w:lineRule="auto"/>
         <w:rPr>
-          <w:strike w:val="1"/>
           <w:color w:val="a3a3a3"/>
           <w:sz w:val="24"/>
           <w:szCs w:val="24"/>
@@ -4907,7 +4811,6 @@
       <w:pPr>
         <w:spacing w:after="280" w:lineRule="auto"/>
         <w:rPr>
-          <w:strike w:val="1"/>
           <w:color w:val="a3a3a3"/>
           <w:sz w:val="24"/>
           <w:szCs w:val="24"/>
@@ -5085,7 +4988,6 @@
       <w:pPr>
         <w:spacing w:after="280" w:lineRule="auto"/>
         <w:rPr>
-          <w:strike w:val="1"/>
           <w:color w:val="a3a3a3"/>
           <w:sz w:val="24"/>
           <w:szCs w:val="24"/>
@@ -5517,7 +5419,6 @@
       <w:pPr>
         <w:spacing w:after="280" w:lineRule="auto"/>
         <w:rPr>
-          <w:strike w:val="1"/>
           <w:color w:val="a3a3a3"/>
           <w:sz w:val="24"/>
           <w:szCs w:val="24"/>
@@ -5671,7 +5572,6 @@
       <w:pPr>
         <w:spacing w:after="280" w:lineRule="auto"/>
         <w:rPr>
-          <w:strike w:val="1"/>
           <w:color w:val="a3a3a3"/>
           <w:sz w:val="24"/>
           <w:szCs w:val="24"/>
@@ -5701,7 +5601,6 @@
       <w:pPr>
         <w:spacing w:after="280" w:lineRule="auto"/>
         <w:rPr>
-          <w:strike w:val="1"/>
           <w:color w:val="a3a3a3"/>
           <w:sz w:val="24"/>
           <w:szCs w:val="24"/>
@@ -5731,7 +5630,6 @@
       <w:pPr>
         <w:spacing w:after="280" w:lineRule="auto"/>
         <w:rPr>
-          <w:strike w:val="1"/>
           <w:color w:val="a3a3a3"/>
           <w:sz w:val="24"/>
           <w:szCs w:val="24"/>
@@ -5761,40 +5659,36 @@
       <w:pPr>
         <w:spacing w:after="280" w:lineRule="auto"/>
         <w:rPr>
-          <w:strike w:val="1"/>
-          <w:color w:val="a3a3a3"/>
-          <w:sz w:val="24"/>
-          <w:szCs w:val="24"/>
-        </w:rPr>
-      </w:pPr>
-    </w:p>
-    <w:p>
-      <w:pPr>
-        <w:spacing w:after="280" w:lineRule="auto"/>
-        <w:rPr>
-          <w:strike w:val="1"/>
-          <w:color w:val="a3a3a3"/>
-          <w:sz w:val="24"/>
-          <w:szCs w:val="24"/>
-        </w:rPr>
-      </w:pPr>
-    </w:p>
-    <w:p>
-      <w:pPr>
-        <w:spacing w:after="280" w:lineRule="auto"/>
-        <w:rPr>
-          <w:strike w:val="1"/>
-          <w:color w:val="a3a3a3"/>
-          <w:sz w:val="24"/>
-          <w:szCs w:val="24"/>
-        </w:rPr>
-      </w:pPr>
-    </w:p>
-    <w:p>
-      <w:pPr>
-        <w:spacing w:after="280" w:lineRule="auto"/>
-        <w:rPr>
-          <w:strike w:val="1"/>
+          <w:color w:val="a3a3a3"/>
+          <w:sz w:val="24"/>
+          <w:szCs w:val="24"/>
+        </w:rPr>
+      </w:pPr>
+    </w:p>
+    <w:p>
+      <w:pPr>
+        <w:spacing w:after="280" w:lineRule="auto"/>
+        <w:rPr>
+          <w:color w:val="a3a3a3"/>
+          <w:sz w:val="24"/>
+          <w:szCs w:val="24"/>
+        </w:rPr>
+      </w:pPr>
+    </w:p>
+    <w:p>
+      <w:pPr>
+        <w:spacing w:after="280" w:lineRule="auto"/>
+        <w:rPr>
+          <w:color w:val="a3a3a3"/>
+          <w:sz w:val="24"/>
+          <w:szCs w:val="24"/>
+        </w:rPr>
+      </w:pPr>
+    </w:p>
+    <w:p>
+      <w:pPr>
+        <w:spacing w:after="280" w:lineRule="auto"/>
+        <w:rPr>
           <w:color w:val="a3a3a3"/>
           <w:sz w:val="24"/>
           <w:szCs w:val="24"/>
@@ -5824,18 +5718,16 @@
       <w:pPr>
         <w:spacing w:after="280" w:lineRule="auto"/>
         <w:rPr>
-          <w:strike w:val="1"/>
-          <w:color w:val="a3a3a3"/>
-          <w:sz w:val="24"/>
-          <w:szCs w:val="24"/>
-        </w:rPr>
-      </w:pPr>
-    </w:p>
-    <w:p>
-      <w:pPr>
-        <w:spacing w:after="280" w:lineRule="auto"/>
-        <w:rPr>
-          <w:strike w:val="1"/>
+          <w:color w:val="a3a3a3"/>
+          <w:sz w:val="24"/>
+          <w:szCs w:val="24"/>
+        </w:rPr>
+      </w:pPr>
+    </w:p>
+    <w:p>
+      <w:pPr>
+        <w:spacing w:after="280" w:lineRule="auto"/>
+        <w:rPr>
           <w:color w:val="a3a3a3"/>
           <w:sz w:val="24"/>
           <w:szCs w:val="24"/>
@@ -5865,18 +5757,16 @@
       <w:pPr>
         <w:spacing w:after="280" w:lineRule="auto"/>
         <w:rPr>
-          <w:strike w:val="1"/>
-          <w:color w:val="a3a3a3"/>
-          <w:sz w:val="24"/>
-          <w:szCs w:val="24"/>
-        </w:rPr>
-      </w:pPr>
-    </w:p>
-    <w:p>
-      <w:pPr>
-        <w:spacing w:after="280" w:lineRule="auto"/>
-        <w:rPr>
-          <w:strike w:val="1"/>
+          <w:color w:val="a3a3a3"/>
+          <w:sz w:val="24"/>
+          <w:szCs w:val="24"/>
+        </w:rPr>
+      </w:pPr>
+    </w:p>
+    <w:p>
+      <w:pPr>
+        <w:spacing w:after="280" w:lineRule="auto"/>
+        <w:rPr>
           <w:color w:val="a3a3a3"/>
           <w:sz w:val="24"/>
           <w:szCs w:val="24"/>
@@ -5906,7 +5796,6 @@
       <w:pPr>
         <w:spacing w:after="280" w:lineRule="auto"/>
         <w:rPr>
-          <w:strike w:val="1"/>
           <w:color w:val="a3a3a3"/>
           <w:sz w:val="24"/>
           <w:szCs w:val="24"/>
@@ -5936,29 +5825,26 @@
       <w:pPr>
         <w:spacing w:after="280" w:lineRule="auto"/>
         <w:rPr>
-          <w:strike w:val="1"/>
-          <w:color w:val="a3a3a3"/>
-          <w:sz w:val="24"/>
-          <w:szCs w:val="24"/>
-        </w:rPr>
-      </w:pPr>
-    </w:p>
-    <w:p>
-      <w:pPr>
-        <w:spacing w:after="280" w:lineRule="auto"/>
-        <w:rPr>
-          <w:strike w:val="1"/>
-          <w:color w:val="a3a3a3"/>
-          <w:sz w:val="24"/>
-          <w:szCs w:val="24"/>
-        </w:rPr>
-      </w:pPr>
-    </w:p>
-    <w:p>
-      <w:pPr>
-        <w:spacing w:after="280" w:lineRule="auto"/>
-        <w:rPr>
-          <w:strike w:val="1"/>
+          <w:color w:val="a3a3a3"/>
+          <w:sz w:val="24"/>
+          <w:szCs w:val="24"/>
+        </w:rPr>
+      </w:pPr>
+    </w:p>
+    <w:p>
+      <w:pPr>
+        <w:spacing w:after="280" w:lineRule="auto"/>
+        <w:rPr>
+          <w:color w:val="a3a3a3"/>
+          <w:sz w:val="24"/>
+          <w:szCs w:val="24"/>
+        </w:rPr>
+      </w:pPr>
+    </w:p>
+    <w:p>
+      <w:pPr>
+        <w:spacing w:after="280" w:lineRule="auto"/>
+        <w:rPr>
           <w:color w:val="a3a3a3"/>
           <w:sz w:val="24"/>
           <w:szCs w:val="24"/>
@@ -5988,7 +5874,6 @@
       <w:pPr>
         <w:spacing w:after="280" w:lineRule="auto"/>
         <w:rPr>
-          <w:strike w:val="1"/>
           <w:color w:val="a3a3a3"/>
           <w:sz w:val="24"/>
           <w:szCs w:val="24"/>
@@ -6018,18 +5903,16 @@
       <w:pPr>
         <w:spacing w:after="280" w:lineRule="auto"/>
         <w:rPr>
-          <w:strike w:val="1"/>
-          <w:color w:val="a3a3a3"/>
-          <w:sz w:val="24"/>
-          <w:szCs w:val="24"/>
-        </w:rPr>
-      </w:pPr>
-    </w:p>
-    <w:p>
-      <w:pPr>
-        <w:spacing w:after="280" w:lineRule="auto"/>
-        <w:rPr>
-          <w:strike w:val="1"/>
+          <w:color w:val="a3a3a3"/>
+          <w:sz w:val="24"/>
+          <w:szCs w:val="24"/>
+        </w:rPr>
+      </w:pPr>
+    </w:p>
+    <w:p>
+      <w:pPr>
+        <w:spacing w:after="280" w:lineRule="auto"/>
+        <w:rPr>
           <w:color w:val="a3a3a3"/>
           <w:sz w:val="24"/>
           <w:szCs w:val="24"/>
@@ -6059,7 +5942,6 @@
       <w:pPr>
         <w:spacing w:after="280" w:lineRule="auto"/>
         <w:rPr>
-          <w:strike w:val="1"/>
           <w:color w:val="a3a3a3"/>
           <w:sz w:val="24"/>
           <w:szCs w:val="24"/>
@@ -6089,18 +5971,16 @@
       <w:pPr>
         <w:spacing w:after="280" w:lineRule="auto"/>
         <w:rPr>
-          <w:strike w:val="1"/>
-          <w:color w:val="a3a3a3"/>
-          <w:sz w:val="24"/>
-          <w:szCs w:val="24"/>
-        </w:rPr>
-      </w:pPr>
-    </w:p>
-    <w:p>
-      <w:pPr>
-        <w:spacing w:after="280" w:lineRule="auto"/>
-        <w:rPr>
-          <w:strike w:val="1"/>
+          <w:color w:val="a3a3a3"/>
+          <w:sz w:val="24"/>
+          <w:szCs w:val="24"/>
+        </w:rPr>
+      </w:pPr>
+    </w:p>
+    <w:p>
+      <w:pPr>
+        <w:spacing w:after="280" w:lineRule="auto"/>
+        <w:rPr>
           <w:color w:val="a3a3a3"/>
           <w:sz w:val="24"/>
           <w:szCs w:val="24"/>
@@ -6130,7 +6010,6 @@
       <w:pPr>
         <w:spacing w:after="280" w:lineRule="auto"/>
         <w:rPr>
-          <w:strike w:val="1"/>
           <w:color w:val="a3a3a3"/>
           <w:sz w:val="24"/>
           <w:szCs w:val="24"/>
@@ -6160,18 +6039,16 @@
       <w:pPr>
         <w:spacing w:after="280" w:lineRule="auto"/>
         <w:rPr>
-          <w:strike w:val="1"/>
-          <w:color w:val="a3a3a3"/>
-          <w:sz w:val="24"/>
-          <w:szCs w:val="24"/>
-        </w:rPr>
-      </w:pPr>
-    </w:p>
-    <w:p>
-      <w:pPr>
-        <w:spacing w:after="280" w:lineRule="auto"/>
-        <w:rPr>
-          <w:strike w:val="1"/>
+          <w:color w:val="a3a3a3"/>
+          <w:sz w:val="24"/>
+          <w:szCs w:val="24"/>
+        </w:rPr>
+      </w:pPr>
+    </w:p>
+    <w:p>
+      <w:pPr>
+        <w:spacing w:after="280" w:lineRule="auto"/>
+        <w:rPr>
           <w:color w:val="a3a3a3"/>
           <w:sz w:val="24"/>
           <w:szCs w:val="24"/>
@@ -6201,7 +6078,6 @@
       <w:pPr>
         <w:spacing w:after="280" w:lineRule="auto"/>
         <w:rPr>
-          <w:strike w:val="1"/>
           <w:color w:val="a3a3a3"/>
           <w:sz w:val="24"/>
           <w:szCs w:val="24"/>
@@ -6231,18 +6107,16 @@
       <w:pPr>
         <w:spacing w:after="280" w:lineRule="auto"/>
         <w:rPr>
-          <w:strike w:val="1"/>
-          <w:color w:val="a3a3a3"/>
-          <w:sz w:val="24"/>
-          <w:szCs w:val="24"/>
-        </w:rPr>
-      </w:pPr>
-    </w:p>
-    <w:p>
-      <w:pPr>
-        <w:spacing w:after="280" w:lineRule="auto"/>
-        <w:rPr>
-          <w:strike w:val="1"/>
+          <w:color w:val="a3a3a3"/>
+          <w:sz w:val="24"/>
+          <w:szCs w:val="24"/>
+        </w:rPr>
+      </w:pPr>
+    </w:p>
+    <w:p>
+      <w:pPr>
+        <w:spacing w:after="280" w:lineRule="auto"/>
+        <w:rPr>
           <w:color w:val="a3a3a3"/>
           <w:sz w:val="24"/>
           <w:szCs w:val="24"/>
@@ -6272,7 +6146,6 @@
       <w:pPr>
         <w:spacing w:after="280" w:lineRule="auto"/>
         <w:rPr>
-          <w:strike w:val="1"/>
           <w:color w:val="a3a3a3"/>
           <w:sz w:val="24"/>
           <w:szCs w:val="24"/>
@@ -6302,7 +6175,6 @@
       <w:pPr>
         <w:spacing w:after="280" w:lineRule="auto"/>
         <w:rPr>
-          <w:strike w:val="1"/>
           <w:color w:val="a3a3a3"/>
           <w:sz w:val="24"/>
           <w:szCs w:val="24"/>
@@ -6428,7 +6300,6 @@
       <w:pPr>
         <w:spacing w:after="280" w:lineRule="auto"/>
         <w:rPr>
-          <w:strike w:val="1"/>
           <w:color w:val="a3a3a3"/>
           <w:sz w:val="24"/>
           <w:szCs w:val="24"/>
@@ -6501,7 +6372,6 @@
       <w:pPr>
         <w:spacing w:after="280" w:lineRule="auto"/>
         <w:rPr>
-          <w:strike w:val="1"/>
           <w:color w:val="a3a3a3"/>
           <w:sz w:val="24"/>
           <w:szCs w:val="24"/>
@@ -6531,7 +6401,6 @@
       <w:pPr>
         <w:spacing w:after="280" w:lineRule="auto"/>
         <w:rPr>
-          <w:strike w:val="1"/>
           <w:color w:val="a3a3a3"/>
           <w:sz w:val="24"/>
           <w:szCs w:val="24"/>
@@ -6561,7 +6430,6 @@
       <w:pPr>
         <w:spacing w:after="280" w:lineRule="auto"/>
         <w:rPr>
-          <w:strike w:val="1"/>
           <w:color w:val="a3a3a3"/>
           <w:sz w:val="24"/>
           <w:szCs w:val="24"/>
@@ -6591,18 +6459,16 @@
       <w:pPr>
         <w:spacing w:after="280" w:lineRule="auto"/>
         <w:rPr>
-          <w:strike w:val="1"/>
-          <w:color w:val="a3a3a3"/>
-          <w:sz w:val="24"/>
-          <w:szCs w:val="24"/>
-        </w:rPr>
-      </w:pPr>
-    </w:p>
-    <w:p>
-      <w:pPr>
-        <w:spacing w:after="280" w:lineRule="auto"/>
-        <w:rPr>
-          <w:strike w:val="1"/>
+          <w:color w:val="a3a3a3"/>
+          <w:sz w:val="24"/>
+          <w:szCs w:val="24"/>
+        </w:rPr>
+      </w:pPr>
+    </w:p>
+    <w:p>
+      <w:pPr>
+        <w:spacing w:after="280" w:lineRule="auto"/>
+        <w:rPr>
           <w:color w:val="a3a3a3"/>
           <w:sz w:val="24"/>
           <w:szCs w:val="24"/>
@@ -6737,7 +6603,6 @@
       <w:pPr>
         <w:spacing w:after="280" w:lineRule="auto"/>
         <w:rPr>
-          <w:strike w:val="1"/>
           <w:color w:val="a3a3a3"/>
           <w:sz w:val="24"/>
           <w:szCs w:val="24"/>
@@ -6767,7 +6632,6 @@
       <w:pPr>
         <w:spacing w:after="280" w:lineRule="auto"/>
         <w:rPr>
-          <w:strike w:val="1"/>
           <w:color w:val="a3a3a3"/>
           <w:sz w:val="24"/>
           <w:szCs w:val="24"/>
@@ -7139,7 +7003,6 @@
       <w:pPr>
         <w:spacing w:after="280" w:lineRule="auto"/>
         <w:rPr>
-          <w:strike w:val="1"/>
           <w:color w:val="a3a3a3"/>
           <w:sz w:val="24"/>
           <w:szCs w:val="24"/>
@@ -7214,7 +7077,6 @@
       <w:pPr>
         <w:spacing w:after="280" w:lineRule="auto"/>
         <w:rPr>
-          <w:strike w:val="1"/>
           <w:color w:val="a3a3a3"/>
           <w:sz w:val="24"/>
           <w:szCs w:val="24"/>
@@ -7244,7 +7106,6 @@
       <w:pPr>
         <w:spacing w:after="280" w:lineRule="auto"/>
         <w:rPr>
-          <w:strike w:val="1"/>
           <w:color w:val="a3a3a3"/>
           <w:sz w:val="24"/>
           <w:szCs w:val="24"/>
@@ -7274,18 +7135,16 @@
       <w:pPr>
         <w:spacing w:after="280" w:lineRule="auto"/>
         <w:rPr>
-          <w:strike w:val="1"/>
-          <w:color w:val="a3a3a3"/>
-          <w:sz w:val="24"/>
-          <w:szCs w:val="24"/>
-        </w:rPr>
-      </w:pPr>
-    </w:p>
-    <w:p>
-      <w:pPr>
-        <w:spacing w:after="280" w:lineRule="auto"/>
-        <w:rPr>
-          <w:strike w:val="1"/>
+          <w:color w:val="a3a3a3"/>
+          <w:sz w:val="24"/>
+          <w:szCs w:val="24"/>
+        </w:rPr>
+      </w:pPr>
+    </w:p>
+    <w:p>
+      <w:pPr>
+        <w:spacing w:after="280" w:lineRule="auto"/>
+        <w:rPr>
           <w:color w:val="a3a3a3"/>
           <w:sz w:val="24"/>
           <w:szCs w:val="24"/>
@@ -7385,7 +7244,6 @@
       <w:pPr>
         <w:spacing w:after="280" w:lineRule="auto"/>
         <w:rPr>
-          <w:strike w:val="1"/>
           <w:color w:val="a3a3a3"/>
           <w:sz w:val="24"/>
           <w:szCs w:val="24"/>
@@ -7485,7 +7343,6 @@
       <w:pPr>
         <w:spacing w:after="280" w:lineRule="auto"/>
         <w:rPr>
-          <w:strike w:val="1"/>
           <w:color w:val="a3a3a3"/>
           <w:sz w:val="24"/>
           <w:szCs w:val="24"/>
@@ -7515,7 +7372,6 @@
       <w:pPr>
         <w:spacing w:after="280" w:lineRule="auto"/>
         <w:rPr>
-          <w:strike w:val="1"/>
           <w:color w:val="a3a3a3"/>
           <w:sz w:val="24"/>
           <w:szCs w:val="24"/>
@@ -7545,7 +7401,6 @@
       <w:pPr>
         <w:spacing w:after="280" w:lineRule="auto"/>
         <w:rPr>
-          <w:strike w:val="1"/>
           <w:color w:val="a3a3a3"/>
           <w:sz w:val="24"/>
           <w:szCs w:val="24"/>
@@ -7575,7 +7430,6 @@
       <w:pPr>
         <w:spacing w:after="280" w:lineRule="auto"/>
         <w:rPr>
-          <w:strike w:val="1"/>
           <w:color w:val="a3a3a3"/>
           <w:sz w:val="24"/>
           <w:szCs w:val="24"/>
@@ -7605,18 +7459,16 @@
       <w:pPr>
         <w:spacing w:after="280" w:lineRule="auto"/>
         <w:rPr>
-          <w:strike w:val="1"/>
-          <w:color w:val="a3a3a3"/>
-          <w:sz w:val="24"/>
-          <w:szCs w:val="24"/>
-        </w:rPr>
-      </w:pPr>
-    </w:p>
-    <w:p>
-      <w:pPr>
-        <w:spacing w:after="280" w:lineRule="auto"/>
-        <w:rPr>
-          <w:strike w:val="1"/>
+          <w:color w:val="a3a3a3"/>
+          <w:sz w:val="24"/>
+          <w:szCs w:val="24"/>
+        </w:rPr>
+      </w:pPr>
+    </w:p>
+    <w:p>
+      <w:pPr>
+        <w:spacing w:after="280" w:lineRule="auto"/>
+        <w:rPr>
           <w:color w:val="a3a3a3"/>
           <w:sz w:val="24"/>
           <w:szCs w:val="24"/>
@@ -7646,7 +7498,6 @@
       <w:pPr>
         <w:spacing w:after="280" w:lineRule="auto"/>
         <w:rPr>
-          <w:strike w:val="1"/>
           <w:color w:val="a3a3a3"/>
           <w:sz w:val="24"/>
           <w:szCs w:val="24"/>
@@ -7676,51 +7527,46 @@
       <w:pPr>
         <w:spacing w:after="280" w:lineRule="auto"/>
         <w:rPr>
-          <w:strike w:val="1"/>
-          <w:color w:val="a3a3a3"/>
-          <w:sz w:val="24"/>
-          <w:szCs w:val="24"/>
-        </w:rPr>
-      </w:pPr>
-    </w:p>
-    <w:p>
-      <w:pPr>
-        <w:spacing w:after="280" w:lineRule="auto"/>
-        <w:rPr>
-          <w:strike w:val="1"/>
-          <w:color w:val="a3a3a3"/>
-          <w:sz w:val="24"/>
-          <w:szCs w:val="24"/>
-        </w:rPr>
-      </w:pPr>
-    </w:p>
-    <w:p>
-      <w:pPr>
-        <w:spacing w:after="280" w:lineRule="auto"/>
-        <w:rPr>
-          <w:strike w:val="1"/>
-          <w:color w:val="a3a3a3"/>
-          <w:sz w:val="24"/>
-          <w:szCs w:val="24"/>
-        </w:rPr>
-      </w:pPr>
-    </w:p>
-    <w:p>
-      <w:pPr>
-        <w:spacing w:after="280" w:lineRule="auto"/>
-        <w:rPr>
-          <w:strike w:val="1"/>
-          <w:color w:val="a3a3a3"/>
-          <w:sz w:val="24"/>
-          <w:szCs w:val="24"/>
-        </w:rPr>
-      </w:pPr>
-    </w:p>
-    <w:p>
-      <w:pPr>
-        <w:spacing w:after="280" w:lineRule="auto"/>
-        <w:rPr>
-          <w:strike w:val="1"/>
+          <w:color w:val="a3a3a3"/>
+          <w:sz w:val="24"/>
+          <w:szCs w:val="24"/>
+        </w:rPr>
+      </w:pPr>
+    </w:p>
+    <w:p>
+      <w:pPr>
+        <w:spacing w:after="280" w:lineRule="auto"/>
+        <w:rPr>
+          <w:color w:val="a3a3a3"/>
+          <w:sz w:val="24"/>
+          <w:szCs w:val="24"/>
+        </w:rPr>
+      </w:pPr>
+    </w:p>
+    <w:p>
+      <w:pPr>
+        <w:spacing w:after="280" w:lineRule="auto"/>
+        <w:rPr>
+          <w:color w:val="a3a3a3"/>
+          <w:sz w:val="24"/>
+          <w:szCs w:val="24"/>
+        </w:rPr>
+      </w:pPr>
+    </w:p>
+    <w:p>
+      <w:pPr>
+        <w:spacing w:after="280" w:lineRule="auto"/>
+        <w:rPr>
+          <w:color w:val="a3a3a3"/>
+          <w:sz w:val="24"/>
+          <w:szCs w:val="24"/>
+        </w:rPr>
+      </w:pPr>
+    </w:p>
+    <w:p>
+      <w:pPr>
+        <w:spacing w:after="280" w:lineRule="auto"/>
+        <w:rPr>
           <w:color w:val="a3a3a3"/>
           <w:sz w:val="24"/>
           <w:szCs w:val="24"/>
@@ -7758,7 +7604,6 @@
       <w:pPr>
         <w:spacing w:after="280" w:lineRule="auto"/>
         <w:rPr>
-          <w:strike w:val="1"/>
           <w:color w:val="a3a3a3"/>
           <w:sz w:val="24"/>
           <w:szCs w:val="24"/>
@@ -8143,7 +7988,6 @@
       <w:pPr>
         <w:spacing w:after="280" w:lineRule="auto"/>
         <w:rPr>
-          <w:strike w:val="1"/>
           <w:color w:val="a3a3a3"/>
           <w:sz w:val="24"/>
           <w:szCs w:val="24"/>
@@ -8173,7 +8017,6 @@
       <w:pPr>
         <w:spacing w:after="280" w:lineRule="auto"/>
         <w:rPr>
-          <w:strike w:val="1"/>
           <w:color w:val="a3a3a3"/>
           <w:sz w:val="24"/>
           <w:szCs w:val="24"/>
@@ -8550,29 +8393,26 @@
       <w:pPr>
         <w:spacing w:after="280" w:lineRule="auto"/>
         <w:rPr>
-          <w:strike w:val="1"/>
-          <w:color w:val="a3a3a3"/>
-          <w:sz w:val="24"/>
-          <w:szCs w:val="24"/>
-        </w:rPr>
-      </w:pPr>
-    </w:p>
-    <w:p>
-      <w:pPr>
-        <w:spacing w:after="280" w:lineRule="auto"/>
-        <w:rPr>
-          <w:strike w:val="1"/>
-          <w:color w:val="a3a3a3"/>
-          <w:sz w:val="24"/>
-          <w:szCs w:val="24"/>
-        </w:rPr>
-      </w:pPr>
-    </w:p>
-    <w:p>
-      <w:pPr>
-        <w:spacing w:after="280" w:lineRule="auto"/>
-        <w:rPr>
-          <w:strike w:val="1"/>
+          <w:color w:val="a3a3a3"/>
+          <w:sz w:val="24"/>
+          <w:szCs w:val="24"/>
+        </w:rPr>
+      </w:pPr>
+    </w:p>
+    <w:p>
+      <w:pPr>
+        <w:spacing w:after="280" w:lineRule="auto"/>
+        <w:rPr>
+          <w:color w:val="a3a3a3"/>
+          <w:sz w:val="24"/>
+          <w:szCs w:val="24"/>
+        </w:rPr>
+      </w:pPr>
+    </w:p>
+    <w:p>
+      <w:pPr>
+        <w:spacing w:after="280" w:lineRule="auto"/>
+        <w:rPr>
           <w:color w:val="a3a3a3"/>
           <w:sz w:val="24"/>
           <w:szCs w:val="24"/>
@@ -8602,7 +8442,6 @@
       <w:pPr>
         <w:spacing w:after="280" w:lineRule="auto"/>
         <w:rPr>
-          <w:strike w:val="1"/>
           <w:color w:val="a3a3a3"/>
           <w:sz w:val="24"/>
           <w:szCs w:val="24"/>
@@ -8632,7 +8471,6 @@
       <w:pPr>
         <w:spacing w:after="280" w:lineRule="auto"/>
         <w:rPr>
-          <w:strike w:val="1"/>
           <w:color w:val="a3a3a3"/>
           <w:sz w:val="24"/>
           <w:szCs w:val="24"/>
@@ -8662,7 +8500,6 @@
       <w:pPr>
         <w:spacing w:after="280" w:lineRule="auto"/>
         <w:rPr>
-          <w:strike w:val="1"/>
           <w:color w:val="a3a3a3"/>
           <w:sz w:val="24"/>
           <w:szCs w:val="24"/>
@@ -8692,40 +8529,36 @@
       <w:pPr>
         <w:spacing w:after="280" w:lineRule="auto"/>
         <w:rPr>
-          <w:strike w:val="1"/>
-          <w:color w:val="a3a3a3"/>
-          <w:sz w:val="24"/>
-          <w:szCs w:val="24"/>
-        </w:rPr>
-      </w:pPr>
-    </w:p>
-    <w:p>
-      <w:pPr>
-        <w:spacing w:after="280" w:lineRule="auto"/>
-        <w:rPr>
-          <w:strike w:val="1"/>
-          <w:color w:val="a3a3a3"/>
-          <w:sz w:val="24"/>
-          <w:szCs w:val="24"/>
-        </w:rPr>
-      </w:pPr>
-    </w:p>
-    <w:p>
-      <w:pPr>
-        <w:spacing w:after="280" w:lineRule="auto"/>
-        <w:rPr>
-          <w:strike w:val="1"/>
-          <w:color w:val="a3a3a3"/>
-          <w:sz w:val="24"/>
-          <w:szCs w:val="24"/>
-        </w:rPr>
-      </w:pPr>
-    </w:p>
-    <w:p>
-      <w:pPr>
-        <w:spacing w:after="280" w:lineRule="auto"/>
-        <w:rPr>
-          <w:strike w:val="1"/>
+          <w:color w:val="a3a3a3"/>
+          <w:sz w:val="24"/>
+          <w:szCs w:val="24"/>
+        </w:rPr>
+      </w:pPr>
+    </w:p>
+    <w:p>
+      <w:pPr>
+        <w:spacing w:after="280" w:lineRule="auto"/>
+        <w:rPr>
+          <w:color w:val="a3a3a3"/>
+          <w:sz w:val="24"/>
+          <w:szCs w:val="24"/>
+        </w:rPr>
+      </w:pPr>
+    </w:p>
+    <w:p>
+      <w:pPr>
+        <w:spacing w:after="280" w:lineRule="auto"/>
+        <w:rPr>
+          <w:color w:val="a3a3a3"/>
+          <w:sz w:val="24"/>
+          <w:szCs w:val="24"/>
+        </w:rPr>
+      </w:pPr>
+    </w:p>
+    <w:p>
+      <w:pPr>
+        <w:spacing w:after="280" w:lineRule="auto"/>
+        <w:rPr>
           <w:color w:val="a3a3a3"/>
           <w:sz w:val="24"/>
           <w:szCs w:val="24"/>
@@ -8755,7 +8588,6 @@
       <w:pPr>
         <w:spacing w:after="280" w:lineRule="auto"/>
         <w:rPr>
-          <w:strike w:val="1"/>
           <w:color w:val="a3a3a3"/>
           <w:sz w:val="24"/>
           <w:szCs w:val="24"/>
@@ -8785,18 +8617,16 @@
       <w:pPr>
         <w:spacing w:after="280" w:lineRule="auto"/>
         <w:rPr>
-          <w:strike w:val="1"/>
-          <w:color w:val="a3a3a3"/>
-          <w:sz w:val="24"/>
-          <w:szCs w:val="24"/>
-        </w:rPr>
-      </w:pPr>
-    </w:p>
-    <w:p>
-      <w:pPr>
-        <w:spacing w:after="280" w:lineRule="auto"/>
-        <w:rPr>
-          <w:strike w:val="1"/>
+          <w:color w:val="a3a3a3"/>
+          <w:sz w:val="24"/>
+          <w:szCs w:val="24"/>
+        </w:rPr>
+      </w:pPr>
+    </w:p>
+    <w:p>
+      <w:pPr>
+        <w:spacing w:after="280" w:lineRule="auto"/>
+        <w:rPr>
           <w:color w:val="a3a3a3"/>
           <w:sz w:val="24"/>
           <w:szCs w:val="24"/>
@@ -8826,7 +8656,6 @@
       <w:pPr>
         <w:spacing w:after="280" w:lineRule="auto"/>
         <w:rPr>
-          <w:strike w:val="1"/>
           <w:color w:val="a3a3a3"/>
           <w:sz w:val="24"/>
           <w:szCs w:val="24"/>
@@ -8856,7 +8685,6 @@
       <w:pPr>
         <w:spacing w:after="280" w:lineRule="auto"/>
         <w:rPr>
-          <w:strike w:val="1"/>
           <w:color w:val="a3a3a3"/>
           <w:sz w:val="24"/>
           <w:szCs w:val="24"/>
@@ -8886,7 +8714,6 @@
       <w:pPr>
         <w:spacing w:after="280" w:lineRule="auto"/>
         <w:rPr>
-          <w:strike w:val="1"/>
           <w:color w:val="a3a3a3"/>
           <w:sz w:val="24"/>
           <w:szCs w:val="24"/>
@@ -8916,51 +8743,46 @@
       <w:pPr>
         <w:spacing w:after="280" w:lineRule="auto"/>
         <w:rPr>
-          <w:strike w:val="1"/>
-          <w:color w:val="a3a3a3"/>
-          <w:sz w:val="24"/>
-          <w:szCs w:val="24"/>
-        </w:rPr>
-      </w:pPr>
-    </w:p>
-    <w:p>
-      <w:pPr>
-        <w:spacing w:after="280" w:lineRule="auto"/>
-        <w:rPr>
-          <w:strike w:val="1"/>
-          <w:color w:val="a3a3a3"/>
-          <w:sz w:val="24"/>
-          <w:szCs w:val="24"/>
-        </w:rPr>
-      </w:pPr>
-    </w:p>
-    <w:p>
-      <w:pPr>
-        <w:spacing w:after="280" w:lineRule="auto"/>
-        <w:rPr>
-          <w:strike w:val="1"/>
-          <w:color w:val="a3a3a3"/>
-          <w:sz w:val="24"/>
-          <w:szCs w:val="24"/>
-        </w:rPr>
-      </w:pPr>
-    </w:p>
-    <w:p>
-      <w:pPr>
-        <w:spacing w:after="280" w:lineRule="auto"/>
-        <w:rPr>
-          <w:strike w:val="1"/>
-          <w:color w:val="a3a3a3"/>
-          <w:sz w:val="24"/>
-          <w:szCs w:val="24"/>
-        </w:rPr>
-      </w:pPr>
-    </w:p>
-    <w:p>
-      <w:pPr>
-        <w:spacing w:after="280" w:lineRule="auto"/>
-        <w:rPr>
-          <w:strike w:val="1"/>
+          <w:color w:val="a3a3a3"/>
+          <w:sz w:val="24"/>
+          <w:szCs w:val="24"/>
+        </w:rPr>
+      </w:pPr>
+    </w:p>
+    <w:p>
+      <w:pPr>
+        <w:spacing w:after="280" w:lineRule="auto"/>
+        <w:rPr>
+          <w:color w:val="a3a3a3"/>
+          <w:sz w:val="24"/>
+          <w:szCs w:val="24"/>
+        </w:rPr>
+      </w:pPr>
+    </w:p>
+    <w:p>
+      <w:pPr>
+        <w:spacing w:after="280" w:lineRule="auto"/>
+        <w:rPr>
+          <w:color w:val="a3a3a3"/>
+          <w:sz w:val="24"/>
+          <w:szCs w:val="24"/>
+        </w:rPr>
+      </w:pPr>
+    </w:p>
+    <w:p>
+      <w:pPr>
+        <w:spacing w:after="280" w:lineRule="auto"/>
+        <w:rPr>
+          <w:color w:val="a3a3a3"/>
+          <w:sz w:val="24"/>
+          <w:szCs w:val="24"/>
+        </w:rPr>
+      </w:pPr>
+    </w:p>
+    <w:p>
+      <w:pPr>
+        <w:spacing w:after="280" w:lineRule="auto"/>
+        <w:rPr>
           <w:color w:val="a3a3a3"/>
           <w:sz w:val="24"/>
           <w:szCs w:val="24"/>
@@ -8990,7 +8812,6 @@
       <w:pPr>
         <w:spacing w:after="280" w:lineRule="auto"/>
         <w:rPr>
-          <w:strike w:val="1"/>
           <w:color w:val="a3a3a3"/>
           <w:sz w:val="24"/>
           <w:szCs w:val="24"/>
@@ -9020,7 +8841,6 @@
       <w:pPr>
         <w:spacing w:after="280" w:lineRule="auto"/>
         <w:rPr>
-          <w:strike w:val="1"/>
           <w:color w:val="a3a3a3"/>
           <w:sz w:val="24"/>
           <w:szCs w:val="24"/>
@@ -9050,7 +8870,6 @@
       <w:pPr>
         <w:spacing w:after="280" w:lineRule="auto"/>
         <w:rPr>
-          <w:strike w:val="1"/>
           <w:color w:val="a3a3a3"/>
           <w:sz w:val="24"/>
           <w:szCs w:val="24"/>
@@ -9080,29 +8899,26 @@
       <w:pPr>
         <w:spacing w:after="280" w:lineRule="auto"/>
         <w:rPr>
-          <w:strike w:val="1"/>
-          <w:color w:val="a3a3a3"/>
-          <w:sz w:val="24"/>
-          <w:szCs w:val="24"/>
-        </w:rPr>
-      </w:pPr>
-    </w:p>
-    <w:p>
-      <w:pPr>
-        <w:spacing w:after="280" w:lineRule="auto"/>
-        <w:rPr>
-          <w:strike w:val="1"/>
-          <w:color w:val="a3a3a3"/>
-          <w:sz w:val="24"/>
-          <w:szCs w:val="24"/>
-        </w:rPr>
-      </w:pPr>
-    </w:p>
-    <w:p>
-      <w:pPr>
-        <w:spacing w:after="280" w:lineRule="auto"/>
-        <w:rPr>
-          <w:strike w:val="1"/>
+          <w:color w:val="a3a3a3"/>
+          <w:sz w:val="24"/>
+          <w:szCs w:val="24"/>
+        </w:rPr>
+      </w:pPr>
+    </w:p>
+    <w:p>
+      <w:pPr>
+        <w:spacing w:after="280" w:lineRule="auto"/>
+        <w:rPr>
+          <w:color w:val="a3a3a3"/>
+          <w:sz w:val="24"/>
+          <w:szCs w:val="24"/>
+        </w:rPr>
+      </w:pPr>
+    </w:p>
+    <w:p>
+      <w:pPr>
+        <w:spacing w:after="280" w:lineRule="auto"/>
+        <w:rPr>
           <w:color w:val="a3a3a3"/>
           <w:sz w:val="24"/>
           <w:szCs w:val="24"/>
@@ -9505,7 +9321,6 @@
       <w:pPr>
         <w:spacing w:after="280" w:lineRule="auto"/>
         <w:rPr>
-          <w:strike w:val="1"/>
           <w:color w:val="a3a3a3"/>
           <w:sz w:val="24"/>
           <w:szCs w:val="24"/>
@@ -9535,7 +9350,6 @@
       <w:pPr>
         <w:spacing w:after="280" w:lineRule="auto"/>
         <w:rPr>
-          <w:strike w:val="1"/>
           <w:color w:val="a3a3a3"/>
           <w:sz w:val="24"/>
           <w:szCs w:val="24"/>
@@ -9565,7 +9379,6 @@
       <w:pPr>
         <w:spacing w:after="280" w:lineRule="auto"/>
         <w:rPr>
-          <w:strike w:val="1"/>
           <w:color w:val="a3a3a3"/>
           <w:sz w:val="24"/>
           <w:szCs w:val="24"/>
@@ -9595,18 +9408,16 @@
       <w:pPr>
         <w:spacing w:after="280" w:lineRule="auto"/>
         <w:rPr>
-          <w:strike w:val="1"/>
-          <w:color w:val="a3a3a3"/>
-          <w:sz w:val="24"/>
-          <w:szCs w:val="24"/>
-        </w:rPr>
-      </w:pPr>
-    </w:p>
-    <w:p>
-      <w:pPr>
-        <w:spacing w:after="280" w:lineRule="auto"/>
-        <w:rPr>
-          <w:strike w:val="1"/>
+          <w:color w:val="a3a3a3"/>
+          <w:sz w:val="24"/>
+          <w:szCs w:val="24"/>
+        </w:rPr>
+      </w:pPr>
+    </w:p>
+    <w:p>
+      <w:pPr>
+        <w:spacing w:after="280" w:lineRule="auto"/>
+        <w:rPr>
           <w:color w:val="a3a3a3"/>
           <w:sz w:val="24"/>
           <w:szCs w:val="24"/>
@@ -9636,7 +9447,6 @@
       <w:pPr>
         <w:spacing w:after="280" w:lineRule="auto"/>
         <w:rPr>
-          <w:strike w:val="1"/>
           <w:color w:val="a3a3a3"/>
           <w:sz w:val="24"/>
           <w:szCs w:val="24"/>
@@ -9666,18 +9476,16 @@
       <w:pPr>
         <w:spacing w:after="280" w:lineRule="auto"/>
         <w:rPr>
-          <w:strike w:val="1"/>
-          <w:color w:val="a3a3a3"/>
-          <w:sz w:val="24"/>
-          <w:szCs w:val="24"/>
-        </w:rPr>
-      </w:pPr>
-    </w:p>
-    <w:p>
-      <w:pPr>
-        <w:spacing w:after="280" w:lineRule="auto"/>
-        <w:rPr>
-          <w:strike w:val="1"/>
+          <w:color w:val="a3a3a3"/>
+          <w:sz w:val="24"/>
+          <w:szCs w:val="24"/>
+        </w:rPr>
+      </w:pPr>
+    </w:p>
+    <w:p>
+      <w:pPr>
+        <w:spacing w:after="280" w:lineRule="auto"/>
+        <w:rPr>
           <w:color w:val="a3a3a3"/>
           <w:sz w:val="24"/>
           <w:szCs w:val="24"/>
@@ -9707,7 +9515,6 @@
       <w:pPr>
         <w:spacing w:after="280" w:lineRule="auto"/>
         <w:rPr>
-          <w:strike w:val="1"/>
           <w:color w:val="a3a3a3"/>
           <w:sz w:val="24"/>
           <w:szCs w:val="24"/>
@@ -9737,7 +9544,6 @@
       <w:pPr>
         <w:spacing w:after="280" w:lineRule="auto"/>
         <w:rPr>
-          <w:strike w:val="1"/>
           <w:color w:val="a3a3a3"/>
           <w:sz w:val="24"/>
           <w:szCs w:val="24"/>
@@ -9767,7 +9573,6 @@
       <w:pPr>
         <w:spacing w:after="280" w:lineRule="auto"/>
         <w:rPr>
-          <w:strike w:val="1"/>
           <w:color w:val="a3a3a3"/>
           <w:sz w:val="24"/>
           <w:szCs w:val="24"/>
@@ -9797,7 +9602,6 @@
       <w:pPr>
         <w:spacing w:after="280" w:lineRule="auto"/>
         <w:rPr>
-          <w:strike w:val="1"/>
           <w:color w:val="a3a3a3"/>
           <w:sz w:val="24"/>
           <w:szCs w:val="24"/>
@@ -9827,7 +9631,6 @@
       <w:pPr>
         <w:spacing w:after="280" w:lineRule="auto"/>
         <w:rPr>
-          <w:strike w:val="1"/>
           <w:color w:val="a3a3a3"/>
           <w:sz w:val="24"/>
           <w:szCs w:val="24"/>
@@ -9857,7 +9660,6 @@
       <w:pPr>
         <w:spacing w:after="280" w:lineRule="auto"/>
         <w:rPr>
-          <w:strike w:val="1"/>
           <w:color w:val="a3a3a3"/>
           <w:sz w:val="24"/>
           <w:szCs w:val="24"/>
@@ -9887,40 +9689,36 @@
       <w:pPr>
         <w:spacing w:after="280" w:lineRule="auto"/>
         <w:rPr>
-          <w:strike w:val="1"/>
-          <w:color w:val="a3a3a3"/>
-          <w:sz w:val="24"/>
-          <w:szCs w:val="24"/>
-        </w:rPr>
-      </w:pPr>
-    </w:p>
-    <w:p>
-      <w:pPr>
-        <w:spacing w:after="280" w:lineRule="auto"/>
-        <w:rPr>
-          <w:strike w:val="1"/>
-          <w:color w:val="a3a3a3"/>
-          <w:sz w:val="24"/>
-          <w:szCs w:val="24"/>
-        </w:rPr>
-      </w:pPr>
-    </w:p>
-    <w:p>
-      <w:pPr>
-        <w:spacing w:after="280" w:lineRule="auto"/>
-        <w:rPr>
-          <w:strike w:val="1"/>
-          <w:color w:val="a3a3a3"/>
-          <w:sz w:val="24"/>
-          <w:szCs w:val="24"/>
-        </w:rPr>
-      </w:pPr>
-    </w:p>
-    <w:p>
-      <w:pPr>
-        <w:spacing w:after="280" w:lineRule="auto"/>
-        <w:rPr>
-          <w:strike w:val="1"/>
+          <w:color w:val="a3a3a3"/>
+          <w:sz w:val="24"/>
+          <w:szCs w:val="24"/>
+        </w:rPr>
+      </w:pPr>
+    </w:p>
+    <w:p>
+      <w:pPr>
+        <w:spacing w:after="280" w:lineRule="auto"/>
+        <w:rPr>
+          <w:color w:val="a3a3a3"/>
+          <w:sz w:val="24"/>
+          <w:szCs w:val="24"/>
+        </w:rPr>
+      </w:pPr>
+    </w:p>
+    <w:p>
+      <w:pPr>
+        <w:spacing w:after="280" w:lineRule="auto"/>
+        <w:rPr>
+          <w:color w:val="a3a3a3"/>
+          <w:sz w:val="24"/>
+          <w:szCs w:val="24"/>
+        </w:rPr>
+      </w:pPr>
+    </w:p>
+    <w:p>
+      <w:pPr>
+        <w:spacing w:after="280" w:lineRule="auto"/>
+        <w:rPr>
           <w:color w:val="a3a3a3"/>
           <w:sz w:val="24"/>
           <w:szCs w:val="24"/>
@@ -9950,7 +9748,6 @@
       <w:pPr>
         <w:spacing w:after="280" w:lineRule="auto"/>
         <w:rPr>
-          <w:strike w:val="1"/>
           <w:color w:val="a3a3a3"/>
           <w:sz w:val="24"/>
           <w:szCs w:val="24"/>
@@ -9980,18 +9777,16 @@
       <w:pPr>
         <w:spacing w:after="280" w:lineRule="auto"/>
         <w:rPr>
-          <w:strike w:val="1"/>
-          <w:color w:val="a3a3a3"/>
-          <w:sz w:val="24"/>
-          <w:szCs w:val="24"/>
-        </w:rPr>
-      </w:pPr>
-    </w:p>
-    <w:p>
-      <w:pPr>
-        <w:spacing w:after="280" w:lineRule="auto"/>
-        <w:rPr>
-          <w:strike w:val="1"/>
+          <w:color w:val="a3a3a3"/>
+          <w:sz w:val="24"/>
+          <w:szCs w:val="24"/>
+        </w:rPr>
+      </w:pPr>
+    </w:p>
+    <w:p>
+      <w:pPr>
+        <w:spacing w:after="280" w:lineRule="auto"/>
+        <w:rPr>
           <w:color w:val="a3a3a3"/>
           <w:sz w:val="24"/>
           <w:szCs w:val="24"/>
@@ -10021,7 +9816,6 @@
       <w:pPr>
         <w:spacing w:after="280" w:lineRule="auto"/>
         <w:rPr>
-          <w:strike w:val="1"/>
           <w:color w:val="a3a3a3"/>
           <w:sz w:val="24"/>
           <w:szCs w:val="24"/>
@@ -10051,18 +9845,16 @@
       <w:pPr>
         <w:spacing w:after="280" w:lineRule="auto"/>
         <w:rPr>
-          <w:strike w:val="1"/>
-          <w:color w:val="a3a3a3"/>
-          <w:sz w:val="24"/>
-          <w:szCs w:val="24"/>
-        </w:rPr>
-      </w:pPr>
-    </w:p>
-    <w:p>
-      <w:pPr>
-        <w:spacing w:after="280" w:lineRule="auto"/>
-        <w:rPr>
-          <w:strike w:val="1"/>
+          <w:color w:val="a3a3a3"/>
+          <w:sz w:val="24"/>
+          <w:szCs w:val="24"/>
+        </w:rPr>
+      </w:pPr>
+    </w:p>
+    <w:p>
+      <w:pPr>
+        <w:spacing w:after="280" w:lineRule="auto"/>
+        <w:rPr>
           <w:color w:val="a3a3a3"/>
           <w:sz w:val="24"/>
           <w:szCs w:val="24"/>
@@ -10092,7 +9884,6 @@
       <w:pPr>
         <w:spacing w:after="280" w:lineRule="auto"/>
         <w:rPr>
-          <w:strike w:val="1"/>
           <w:color w:val="a3a3a3"/>
           <w:sz w:val="24"/>
           <w:szCs w:val="24"/>
@@ -10122,7 +9913,6 @@
       <w:pPr>
         <w:spacing w:after="280" w:lineRule="auto"/>
         <w:rPr>
-          <w:strike w:val="1"/>
           <w:color w:val="a3a3a3"/>
           <w:sz w:val="24"/>
           <w:szCs w:val="24"/>
@@ -10152,7 +9942,6 @@
       <w:pPr>
         <w:spacing w:after="280" w:lineRule="auto"/>
         <w:rPr>
-          <w:strike w:val="1"/>
           <w:color w:val="a3a3a3"/>
           <w:sz w:val="24"/>
           <w:szCs w:val="24"/>
@@ -10182,7 +9971,6 @@
       <w:pPr>
         <w:spacing w:after="280" w:lineRule="auto"/>
         <w:rPr>
-          <w:strike w:val="1"/>
           <w:color w:val="a3a3a3"/>
           <w:sz w:val="24"/>
           <w:szCs w:val="24"/>
@@ -10212,7 +10000,6 @@
       <w:pPr>
         <w:spacing w:after="280" w:lineRule="auto"/>
         <w:rPr>
-          <w:strike w:val="1"/>
           <w:color w:val="a3a3a3"/>
           <w:sz w:val="24"/>
           <w:szCs w:val="24"/>
@@ -10242,7 +10029,6 @@
       <w:pPr>
         <w:spacing w:after="280" w:lineRule="auto"/>
         <w:rPr>
-          <w:strike w:val="1"/>
           <w:color w:val="a3a3a3"/>
           <w:sz w:val="24"/>
           <w:szCs w:val="24"/>
@@ -10272,7 +10058,6 @@
       <w:pPr>
         <w:spacing w:after="280" w:lineRule="auto"/>
         <w:rPr>
-          <w:strike w:val="1"/>
           <w:color w:val="a3a3a3"/>
           <w:sz w:val="24"/>
           <w:szCs w:val="24"/>
@@ -10302,18 +10087,16 @@
       <w:pPr>
         <w:spacing w:after="280" w:lineRule="auto"/>
         <w:rPr>
-          <w:strike w:val="1"/>
-          <w:color w:val="a3a3a3"/>
-          <w:sz w:val="24"/>
-          <w:szCs w:val="24"/>
-        </w:rPr>
-      </w:pPr>
-    </w:p>
-    <w:p>
-      <w:pPr>
-        <w:spacing w:after="280" w:lineRule="auto"/>
-        <w:rPr>
-          <w:strike w:val="1"/>
+          <w:color w:val="a3a3a3"/>
+          <w:sz w:val="24"/>
+          <w:szCs w:val="24"/>
+        </w:rPr>
+      </w:pPr>
+    </w:p>
+    <w:p>
+      <w:pPr>
+        <w:spacing w:after="280" w:lineRule="auto"/>
+        <w:rPr>
           <w:color w:val="a3a3a3"/>
           <w:sz w:val="24"/>
           <w:szCs w:val="24"/>
@@ -10343,7 +10126,6 @@
       <w:pPr>
         <w:spacing w:after="280" w:lineRule="auto"/>
         <w:rPr>
-          <w:strike w:val="1"/>
           <w:color w:val="a3a3a3"/>
           <w:sz w:val="24"/>
           <w:szCs w:val="24"/>
@@ -10373,7 +10155,6 @@
       <w:pPr>
         <w:spacing w:after="280" w:lineRule="auto"/>
         <w:rPr>
-          <w:strike w:val="1"/>
           <w:color w:val="a3a3a3"/>
           <w:sz w:val="24"/>
           <w:szCs w:val="24"/>
@@ -10403,7 +10184,6 @@
       <w:pPr>
         <w:spacing w:after="280" w:lineRule="auto"/>
         <w:rPr>
-          <w:strike w:val="1"/>
           <w:color w:val="a3a3a3"/>
           <w:sz w:val="24"/>
           <w:szCs w:val="24"/>
@@ -10433,7 +10213,6 @@
       <w:pPr>
         <w:spacing w:after="280" w:lineRule="auto"/>
         <w:rPr>
-          <w:strike w:val="1"/>
           <w:color w:val="a3a3a3"/>
           <w:sz w:val="24"/>
           <w:szCs w:val="24"/>
@@ -10463,7 +10242,6 @@
       <w:pPr>
         <w:spacing w:after="280" w:lineRule="auto"/>
         <w:rPr>
-          <w:strike w:val="1"/>
           <w:color w:val="a3a3a3"/>
           <w:sz w:val="24"/>
           <w:szCs w:val="24"/>
@@ -10493,18 +10271,16 @@
       <w:pPr>
         <w:spacing w:after="280" w:lineRule="auto"/>
         <w:rPr>
-          <w:strike w:val="1"/>
-          <w:color w:val="a3a3a3"/>
-          <w:sz w:val="24"/>
-          <w:szCs w:val="24"/>
-        </w:rPr>
-      </w:pPr>
-    </w:p>
-    <w:p>
-      <w:pPr>
-        <w:spacing w:after="280" w:lineRule="auto"/>
-        <w:rPr>
-          <w:strike w:val="1"/>
+          <w:color w:val="a3a3a3"/>
+          <w:sz w:val="24"/>
+          <w:szCs w:val="24"/>
+        </w:rPr>
+      </w:pPr>
+    </w:p>
+    <w:p>
+      <w:pPr>
+        <w:spacing w:after="280" w:lineRule="auto"/>
+        <w:rPr>
           <w:color w:val="a3a3a3"/>
           <w:sz w:val="24"/>
           <w:szCs w:val="24"/>
@@ -10534,7 +10310,6 @@
       <w:pPr>
         <w:spacing w:after="280" w:lineRule="auto"/>
         <w:rPr>
-          <w:strike w:val="1"/>
           <w:color w:val="a3a3a3"/>
           <w:sz w:val="24"/>
           <w:szCs w:val="24"/>
@@ -10564,7 +10339,6 @@
       <w:pPr>
         <w:spacing w:after="280" w:lineRule="auto"/>
         <w:rPr>
-          <w:strike w:val="1"/>
           <w:color w:val="a3a3a3"/>
           <w:sz w:val="24"/>
           <w:szCs w:val="24"/>
@@ -10594,227 +10368,206 @@
       <w:pPr>
         <w:spacing w:after="280" w:lineRule="auto"/>
         <w:rPr>
-          <w:strike w:val="1"/>
-          <w:color w:val="a3a3a3"/>
-          <w:sz w:val="24"/>
-          <w:szCs w:val="24"/>
-        </w:rPr>
-      </w:pPr>
-    </w:p>
-    <w:p>
-      <w:pPr>
-        <w:spacing w:after="280" w:lineRule="auto"/>
-        <w:rPr>
-          <w:strike w:val="1"/>
-          <w:color w:val="a3a3a3"/>
-          <w:sz w:val="24"/>
-          <w:szCs w:val="24"/>
-        </w:rPr>
-      </w:pPr>
-    </w:p>
-    <w:p>
-      <w:pPr>
-        <w:spacing w:after="280" w:lineRule="auto"/>
-        <w:rPr>
-          <w:strike w:val="1"/>
-          <w:color w:val="a3a3a3"/>
-          <w:sz w:val="24"/>
-          <w:szCs w:val="24"/>
-        </w:rPr>
-      </w:pPr>
-    </w:p>
-    <w:p>
-      <w:pPr>
-        <w:spacing w:after="280" w:lineRule="auto"/>
-        <w:rPr>
-          <w:strike w:val="1"/>
-          <w:color w:val="a3a3a3"/>
-          <w:sz w:val="24"/>
-          <w:szCs w:val="24"/>
-        </w:rPr>
-      </w:pPr>
-    </w:p>
-    <w:p>
-      <w:pPr>
-        <w:spacing w:after="280" w:lineRule="auto"/>
-        <w:rPr>
-          <w:strike w:val="1"/>
-          <w:color w:val="a3a3a3"/>
-          <w:sz w:val="24"/>
-          <w:szCs w:val="24"/>
-        </w:rPr>
-      </w:pPr>
-    </w:p>
-    <w:p>
-      <w:pPr>
-        <w:spacing w:after="280" w:lineRule="auto"/>
-        <w:rPr>
-          <w:strike w:val="1"/>
-          <w:color w:val="a3a3a3"/>
-          <w:sz w:val="24"/>
-          <w:szCs w:val="24"/>
-        </w:rPr>
-      </w:pPr>
-    </w:p>
-    <w:p>
-      <w:pPr>
-        <w:spacing w:after="280" w:lineRule="auto"/>
-        <w:rPr>
-          <w:strike w:val="1"/>
-          <w:color w:val="a3a3a3"/>
-          <w:sz w:val="24"/>
-          <w:szCs w:val="24"/>
-        </w:rPr>
-      </w:pPr>
-    </w:p>
-    <w:p>
-      <w:pPr>
-        <w:spacing w:after="280" w:lineRule="auto"/>
-        <w:rPr>
-          <w:strike w:val="1"/>
-          <w:color w:val="a3a3a3"/>
-          <w:sz w:val="24"/>
-          <w:szCs w:val="24"/>
-        </w:rPr>
-      </w:pPr>
-    </w:p>
-    <w:p>
-      <w:pPr>
-        <w:spacing w:after="280" w:lineRule="auto"/>
-        <w:rPr>
-          <w:strike w:val="1"/>
-          <w:color w:val="a3a3a3"/>
-          <w:sz w:val="24"/>
-          <w:szCs w:val="24"/>
-        </w:rPr>
-      </w:pPr>
-    </w:p>
-    <w:p>
-      <w:pPr>
-        <w:spacing w:after="280" w:lineRule="auto"/>
-        <w:rPr>
-          <w:strike w:val="1"/>
-          <w:color w:val="a3a3a3"/>
-          <w:sz w:val="24"/>
-          <w:szCs w:val="24"/>
-        </w:rPr>
-      </w:pPr>
-    </w:p>
-    <w:p>
-      <w:pPr>
-        <w:spacing w:after="280" w:lineRule="auto"/>
-        <w:rPr>
-          <w:strike w:val="1"/>
-          <w:color w:val="a3a3a3"/>
-          <w:sz w:val="24"/>
-          <w:szCs w:val="24"/>
-        </w:rPr>
-      </w:pPr>
-    </w:p>
-    <w:p>
-      <w:pPr>
-        <w:spacing w:after="280" w:lineRule="auto"/>
-        <w:rPr>
-          <w:strike w:val="1"/>
-          <w:color w:val="a3a3a3"/>
-          <w:sz w:val="24"/>
-          <w:szCs w:val="24"/>
-        </w:rPr>
-      </w:pPr>
-    </w:p>
-    <w:p>
-      <w:pPr>
-        <w:spacing w:after="280" w:lineRule="auto"/>
-        <w:rPr>
-          <w:strike w:val="1"/>
-          <w:color w:val="a3a3a3"/>
-          <w:sz w:val="24"/>
-          <w:szCs w:val="24"/>
-        </w:rPr>
-      </w:pPr>
-    </w:p>
-    <w:p>
-      <w:pPr>
-        <w:spacing w:after="280" w:lineRule="auto"/>
-        <w:rPr>
-          <w:strike w:val="1"/>
-          <w:color w:val="a3a3a3"/>
-          <w:sz w:val="24"/>
-          <w:szCs w:val="24"/>
-        </w:rPr>
-      </w:pPr>
-    </w:p>
-    <w:p>
-      <w:pPr>
-        <w:spacing w:after="280" w:lineRule="auto"/>
-        <w:rPr>
-          <w:strike w:val="1"/>
-          <w:color w:val="a3a3a3"/>
-          <w:sz w:val="24"/>
-          <w:szCs w:val="24"/>
-        </w:rPr>
-      </w:pPr>
-    </w:p>
-    <w:p>
-      <w:pPr>
-        <w:spacing w:after="280" w:lineRule="auto"/>
-        <w:rPr>
-          <w:strike w:val="1"/>
-          <w:color w:val="a3a3a3"/>
-          <w:sz w:val="24"/>
-          <w:szCs w:val="24"/>
-        </w:rPr>
-      </w:pPr>
-    </w:p>
-    <w:p>
-      <w:pPr>
-        <w:spacing w:after="280" w:lineRule="auto"/>
-        <w:rPr>
-          <w:strike w:val="1"/>
-          <w:color w:val="a3a3a3"/>
-          <w:sz w:val="24"/>
-          <w:szCs w:val="24"/>
-        </w:rPr>
-      </w:pPr>
-    </w:p>
-    <w:p>
-      <w:pPr>
-        <w:spacing w:after="280" w:lineRule="auto"/>
-        <w:rPr>
-          <w:strike w:val="1"/>
-          <w:color w:val="a3a3a3"/>
-          <w:sz w:val="24"/>
-          <w:szCs w:val="24"/>
-        </w:rPr>
-      </w:pPr>
-    </w:p>
-    <w:p>
-      <w:pPr>
-        <w:spacing w:after="280" w:lineRule="auto"/>
-        <w:rPr>
-          <w:strike w:val="1"/>
-          <w:color w:val="a3a3a3"/>
-          <w:sz w:val="24"/>
-          <w:szCs w:val="24"/>
-        </w:rPr>
-      </w:pPr>
-    </w:p>
-    <w:p>
-      <w:pPr>
-        <w:spacing w:after="280" w:lineRule="auto"/>
-        <w:rPr>
-          <w:strike w:val="1"/>
-          <w:color w:val="a3a3a3"/>
-          <w:sz w:val="24"/>
-          <w:szCs w:val="24"/>
-        </w:rPr>
-      </w:pPr>
-    </w:p>
-    <w:p>
-      <w:pPr>
-        <w:spacing w:after="280" w:lineRule="auto"/>
-        <w:rPr>
-          <w:strike w:val="1"/>
+          <w:color w:val="a3a3a3"/>
+          <w:sz w:val="24"/>
+          <w:szCs w:val="24"/>
+        </w:rPr>
+      </w:pPr>
+    </w:p>
+    <w:p>
+      <w:pPr>
+        <w:spacing w:after="280" w:lineRule="auto"/>
+        <w:rPr>
+          <w:color w:val="a3a3a3"/>
+          <w:sz w:val="24"/>
+          <w:szCs w:val="24"/>
+        </w:rPr>
+      </w:pPr>
+    </w:p>
+    <w:p>
+      <w:pPr>
+        <w:spacing w:after="280" w:lineRule="auto"/>
+        <w:rPr>
+          <w:color w:val="a3a3a3"/>
+          <w:sz w:val="24"/>
+          <w:szCs w:val="24"/>
+        </w:rPr>
+      </w:pPr>
+    </w:p>
+    <w:p>
+      <w:pPr>
+        <w:spacing w:after="280" w:lineRule="auto"/>
+        <w:rPr>
+          <w:color w:val="a3a3a3"/>
+          <w:sz w:val="24"/>
+          <w:szCs w:val="24"/>
+        </w:rPr>
+      </w:pPr>
+    </w:p>
+    <w:p>
+      <w:pPr>
+        <w:spacing w:after="280" w:lineRule="auto"/>
+        <w:rPr>
+          <w:color w:val="a3a3a3"/>
+          <w:sz w:val="24"/>
+          <w:szCs w:val="24"/>
+        </w:rPr>
+      </w:pPr>
+    </w:p>
+    <w:p>
+      <w:pPr>
+        <w:spacing w:after="280" w:lineRule="auto"/>
+        <w:rPr>
+          <w:color w:val="a3a3a3"/>
+          <w:sz w:val="24"/>
+          <w:szCs w:val="24"/>
+        </w:rPr>
+      </w:pPr>
+    </w:p>
+    <w:p>
+      <w:pPr>
+        <w:spacing w:after="280" w:lineRule="auto"/>
+        <w:rPr>
+          <w:color w:val="a3a3a3"/>
+          <w:sz w:val="24"/>
+          <w:szCs w:val="24"/>
+        </w:rPr>
+      </w:pPr>
+    </w:p>
+    <w:p>
+      <w:pPr>
+        <w:spacing w:after="280" w:lineRule="auto"/>
+        <w:rPr>
+          <w:color w:val="a3a3a3"/>
+          <w:sz w:val="24"/>
+          <w:szCs w:val="24"/>
+        </w:rPr>
+      </w:pPr>
+    </w:p>
+    <w:p>
+      <w:pPr>
+        <w:spacing w:after="280" w:lineRule="auto"/>
+        <w:rPr>
+          <w:color w:val="a3a3a3"/>
+          <w:sz w:val="24"/>
+          <w:szCs w:val="24"/>
+        </w:rPr>
+      </w:pPr>
+    </w:p>
+    <w:p>
+      <w:pPr>
+        <w:spacing w:after="280" w:lineRule="auto"/>
+        <w:rPr>
+          <w:color w:val="a3a3a3"/>
+          <w:sz w:val="24"/>
+          <w:szCs w:val="24"/>
+        </w:rPr>
+      </w:pPr>
+    </w:p>
+    <w:p>
+      <w:pPr>
+        <w:spacing w:after="280" w:lineRule="auto"/>
+        <w:rPr>
+          <w:color w:val="a3a3a3"/>
+          <w:sz w:val="24"/>
+          <w:szCs w:val="24"/>
+        </w:rPr>
+      </w:pPr>
+    </w:p>
+    <w:p>
+      <w:pPr>
+        <w:spacing w:after="280" w:lineRule="auto"/>
+        <w:rPr>
+          <w:color w:val="a3a3a3"/>
+          <w:sz w:val="24"/>
+          <w:szCs w:val="24"/>
+        </w:rPr>
+      </w:pPr>
+    </w:p>
+    <w:p>
+      <w:pPr>
+        <w:spacing w:after="280" w:lineRule="auto"/>
+        <w:rPr>
+          <w:color w:val="a3a3a3"/>
+          <w:sz w:val="24"/>
+          <w:szCs w:val="24"/>
+        </w:rPr>
+      </w:pPr>
+    </w:p>
+    <w:p>
+      <w:pPr>
+        <w:spacing w:after="280" w:lineRule="auto"/>
+        <w:rPr>
+          <w:color w:val="a3a3a3"/>
+          <w:sz w:val="24"/>
+          <w:szCs w:val="24"/>
+        </w:rPr>
+      </w:pPr>
+    </w:p>
+    <w:p>
+      <w:pPr>
+        <w:spacing w:after="280" w:lineRule="auto"/>
+        <w:rPr>
+          <w:color w:val="a3a3a3"/>
+          <w:sz w:val="24"/>
+          <w:szCs w:val="24"/>
+        </w:rPr>
+      </w:pPr>
+    </w:p>
+    <w:p>
+      <w:pPr>
+        <w:spacing w:after="280" w:lineRule="auto"/>
+        <w:rPr>
+          <w:color w:val="a3a3a3"/>
+          <w:sz w:val="24"/>
+          <w:szCs w:val="24"/>
+        </w:rPr>
+      </w:pPr>
+    </w:p>
+    <w:p>
+      <w:pPr>
+        <w:spacing w:after="280" w:lineRule="auto"/>
+        <w:rPr>
+          <w:color w:val="a3a3a3"/>
+          <w:sz w:val="24"/>
+          <w:szCs w:val="24"/>
+        </w:rPr>
+      </w:pPr>
+    </w:p>
+    <w:p>
+      <w:pPr>
+        <w:spacing w:after="280" w:lineRule="auto"/>
+        <w:rPr>
+          <w:color w:val="a3a3a3"/>
+          <w:sz w:val="24"/>
+          <w:szCs w:val="24"/>
+        </w:rPr>
+      </w:pPr>
+    </w:p>
+    <w:p>
+      <w:pPr>
+        <w:spacing w:after="280" w:lineRule="auto"/>
+        <w:rPr>
+          <w:color w:val="a3a3a3"/>
+          <w:sz w:val="24"/>
+          <w:szCs w:val="24"/>
+        </w:rPr>
+      </w:pPr>
+    </w:p>
+    <w:p>
+      <w:pPr>
+        <w:spacing w:after="280" w:lineRule="auto"/>
+        <w:rPr>
+          <w:color w:val="a3a3a3"/>
+          <w:sz w:val="24"/>
+          <w:szCs w:val="24"/>
+        </w:rPr>
+      </w:pPr>
+    </w:p>
+    <w:p>
+      <w:pPr>
+        <w:spacing w:after="280" w:lineRule="auto"/>
+        <w:rPr>
           <w:color w:val="a3a3a3"/>
           <w:sz w:val="24"/>
           <w:szCs w:val="24"/>

--- a/input/E024 Gavin Uberti/Gavin Uberti Script V3.docx
+++ b/input/E024 Gavin Uberti/Gavin Uberti Script V3.docx
@@ -750,8 +750,6 @@
           <w:szCs w:val="24"/>
         </w:rPr>
       </w:pPr>
-      <w:commentRangeStart w:id="0"/>
-      <w:commentRangeStart w:id="1"/>
       <w:r>
         <w:rPr>
           <w:b w:val="1"/>
@@ -906,14 +904,8 @@
         </w:rPr>
         <w:t xml:space="preserve">But at one, Transformers, we will dominate.</w:t>
       </w:r>
-      <w:commentRangeEnd w:id="0"/>
-      <w:r>
-        <w:commentReference w:id="0"/>
-      </w:r>
-      <w:commentRangeEnd w:id="1"/>
-      <w:r>
-        <w:commentReference w:id="1"/>
-      </w:r>
+      <w:r/>
+      <w:r/>
       <w:r>
         <w:rPr>
           <w:rtl w:val="0"/>
@@ -2912,7 +2904,6 @@
         </w:rPr>
         <w:t xml:space="preserve"> And the last piece here, too, is that models are getting really expensive. Rocking the boat, trying new things when they cost, uh, 100k each. That's a thing people can do. </w:t>
       </w:r>
-      <w:commentRangeStart w:id="2"/>
       <w:r>
         <w:rPr>
           <w:sz w:val="24"/>
@@ -2921,10 +2912,7 @@
         </w:rPr>
         <w:t xml:space="preserve">Rocking the boat at the hundred million dollar or billion dollar scale? That's much more challenging. I think that as models get more expensive, uh, you can't really risk it to move away.</w:t>
       </w:r>
-      <w:commentRangeEnd w:id="2"/>
-      <w:r>
-        <w:commentReference w:id="2"/>
-      </w:r>
+      <w:r/>
       <w:r>
         <w:rPr>
           <w:rtl w:val="0"/>
@@ -5256,8 +5244,6 @@
           <w:szCs w:val="24"/>
         </w:rPr>
       </w:pPr>
-      <w:commentRangeStart w:id="3"/>
-      <w:commentRangeStart w:id="4"/>
       <w:r>
         <w:rPr>
           <w:b w:val="1"/>
@@ -5401,14 +5387,8 @@
         </w:rPr>
         <w:t xml:space="preserve"> hardware came along, they got way, way cheaper.</w:t>
       </w:r>
-      <w:commentRangeEnd w:id="3"/>
-      <w:r>
-        <w:commentReference w:id="3"/>
-      </w:r>
-      <w:commentRangeEnd w:id="4"/>
-      <w:r>
-        <w:commentReference w:id="4"/>
-      </w:r>
+      <w:r/>
+      <w:r/>
       <w:r>
         <w:rPr>
           <w:rtl w:val="0"/>
@@ -6324,8 +6304,6 @@
         </w:rPr>
         <w:t xml:space="preserve"> </w:t>
       </w:r>
-      <w:commentRangeStart w:id="5"/>
-      <w:commentRangeStart w:id="6"/>
       <w:r>
         <w:rPr>
           <w:sz w:val="24"/>
@@ -6351,14 +6329,8 @@
         </w:rPr>
         <w:t xml:space="preserve"> like an NVIDIA or an ARM or a Google.</w:t>
       </w:r>
-      <w:commentRangeEnd w:id="5"/>
-      <w:r>
-        <w:commentReference w:id="5"/>
-      </w:r>
-      <w:commentRangeEnd w:id="6"/>
-      <w:r>
-        <w:commentReference w:id="6"/>
-      </w:r>
+      <w:r/>
+      <w:r/>
       <w:r>
         <w:rPr>
           <w:sz w:val="24"/>
@@ -6717,7 +6689,6 @@
         </w:rPr>
         <w:t xml:space="preserve"> running a startup is, is I kind of liken it to an emotional rollercoaster. S</w:t>
       </w:r>
-      <w:commentRangeStart w:id="7"/>
       <w:r>
         <w:rPr>
           <w:sz w:val="24"/>
@@ -6726,10 +6697,7 @@
         </w:rPr>
         <w:t xml:space="preserve">ome days are amazing and you know, you've just closed your series A round and the world looks awesome. But there's a lot of challengi</w:t>
       </w:r>
-      <w:commentRangeEnd w:id="7"/>
-      <w:r>
-        <w:commentReference w:id="7"/>
-      </w:r>
+      <w:r/>
       <w:r>
         <w:rPr>
           <w:sz w:val="24"/>
@@ -10614,451 +10582,6 @@
     </w:sectPr>
   </w:body>
 </w:document>
-</file>
-
-<file path=word/comments.xml><?xml version="1.0" encoding="utf-8"?>
-<w:comments xmlns:mc="http://schemas.openxmlformats.org/markup-compatibility/2006" xmlns:o="urn:schemas-microsoft-com:office:office" xmlns:r="http://schemas.openxmlformats.org/officeDocument/2006/relationships" xmlns:m="http://schemas.openxmlformats.org/officeDocument/2006/math" xmlns:v="urn:schemas-microsoft-com:vml" xmlns:wp="http://schemas.openxmlformats.org/drawingml/2006/wordprocessingDrawing" xmlns:w10="urn:schemas-microsoft-com:office:word" xmlns:w="http://schemas.openxmlformats.org/wordprocessingml/2006/main" xmlns:wne="http://schemas.microsoft.com/office/word/2006/wordml" xmlns:sl="http://schemas.openxmlformats.org/schemaLibrary/2006/main" xmlns:a="http://schemas.openxmlformats.org/drawingml/2006/main" xmlns:pic="http://schemas.openxmlformats.org/drawingml/2006/picture" xmlns:c="http://schemas.openxmlformats.org/drawingml/2006/chart" xmlns:lc="http://schemas.openxmlformats.org/drawingml/2006/lockedCanvas" xmlns:dgm="http://schemas.openxmlformats.org/drawingml/2006/diagram" xmlns:wps="http://schemas.microsoft.com/office/word/2010/wordprocessingShape" xmlns:wpg="http://schemas.microsoft.com/office/word/2010/wordprocessingGroup" xmlns:w14="http://schemas.microsoft.com/office/word/2010/wordml" xmlns:w15="http://schemas.microsoft.com/office/word/2012/wordml" xmlns:w16="http://schemas.microsoft.com/office/word/2018/wordml" xmlns:w16cex="http://schemas.microsoft.com/office/word/2018/wordml/cex" xmlns:w16cid="http://schemas.microsoft.com/office/word/2016/wordml/cid" xmlns="http://schemas.microsoft.com/office/tasks/2019/documenttasks" xmlns:cr="http://schemas.microsoft.com/office/comments/2020/reactions">
-  <w:comment w:author="Eve Troeh" w:id="5" w:date="2025-02-25T22:41:36Z">
-    <w:p>
-      <w:pPr>
-        <w:keepNext w:val="0"/>
-        <w:keepLines w:val="0"/>
-        <w:pageBreakBefore w:val="0"/>
-        <w:widowControl w:val="0"/>
-        <w:pBdr>
-          <w:top w:space="0" w:sz="0" w:val="nil"/>
-          <w:left w:space="0" w:sz="0" w:val="nil"/>
-          <w:bottom w:space="0" w:sz="0" w:val="nil"/>
-          <w:right w:space="0" w:sz="0" w:val="nil"/>
-          <w:between w:space="0" w:sz="0" w:val="nil"/>
-        </w:pBdr>
-        <w:shd w:fill="auto" w:val="clear"/>
-        <w:spacing w:after="0" w:before="0" w:line="240" w:lineRule="auto"/>
-        <w:ind w:left="0" w:right="0" w:firstLine="0"/>
-        <w:jc w:val="left"/>
-        <w:rPr>
-          <w:rFonts w:ascii="Arial" w:cs="Arial" w:eastAsia="Arial" w:hAnsi="Arial"/>
-          <w:b w:val="0"/>
-          <w:bCs w:val="0"/>
-          <w:i w:val="0"/>
-          <w:iCs w:val="0"/>
-          <w:smallCaps w:val="0"/>
-          <w:strike w:val="0"/>
-          <w:color w:val="000000"/>
-          <w:sz w:val="22"/>
-          <w:szCs w:val="22"/>
-          <w:u w:val="none"/>
-          <w:shd w:fill="auto" w:val="clear"/>
-          <w:vertAlign w:val="baseline"/>
-        </w:rPr>
-      </w:pPr>
-      <w:r>
-        <w:rPr>
-          <w:rFonts w:ascii="Arial" w:cs="Arial" w:eastAsia="Arial" w:hAnsi="Arial"/>
-          <w:b w:val="0"/>
-          <w:bCs w:val="0"/>
-          <w:i w:val="0"/>
-          <w:iCs w:val="0"/>
-          <w:smallCaps w:val="0"/>
-          <w:strike w:val="0"/>
-          <w:color w:val="000000"/>
-          <w:sz w:val="22"/>
-          <w:szCs w:val="22"/>
-          <w:u w:val="none"/>
-          <w:shd w:fill="auto" w:val="clear"/>
-          <w:vertAlign w:val="baseline"/>
-          <w:rtl w:val="0"/>
-        </w:rPr>
-        <w:t xml:space="preserve">would DeepSeek naturally come up here, too?</w:t>
-      </w:r>
-    </w:p>
-  </w:comment>
-  <w:comment w:author="Rachel Ishikawa" w:id="6" w:date="2025-02-26T21:05:56Z">
-    <w:p>
-      <w:pPr>
-        <w:keepNext w:val="0"/>
-        <w:keepLines w:val="0"/>
-        <w:pageBreakBefore w:val="0"/>
-        <w:widowControl w:val="0"/>
-        <w:pBdr>
-          <w:top w:space="0" w:sz="0" w:val="nil"/>
-          <w:left w:space="0" w:sz="0" w:val="nil"/>
-          <w:bottom w:space="0" w:sz="0" w:val="nil"/>
-          <w:right w:space="0" w:sz="0" w:val="nil"/>
-          <w:between w:space="0" w:sz="0" w:val="nil"/>
-        </w:pBdr>
-        <w:shd w:fill="auto" w:val="clear"/>
-        <w:spacing w:after="0" w:before="0" w:line="240" w:lineRule="auto"/>
-        <w:ind w:left="0" w:right="0" w:firstLine="0"/>
-        <w:jc w:val="left"/>
-        <w:rPr>
-          <w:rFonts w:ascii="Arial" w:cs="Arial" w:eastAsia="Arial" w:hAnsi="Arial"/>
-          <w:b w:val="0"/>
-          <w:bCs w:val="0"/>
-          <w:i w:val="0"/>
-          <w:iCs w:val="0"/>
-          <w:smallCaps w:val="0"/>
-          <w:strike w:val="0"/>
-          <w:color w:val="000000"/>
-          <w:sz w:val="22"/>
-          <w:szCs w:val="22"/>
-          <w:u w:val="none"/>
-          <w:shd w:fill="auto" w:val="clear"/>
-          <w:vertAlign w:val="baseline"/>
-        </w:rPr>
-      </w:pPr>
-      <w:r>
-        <w:rPr>
-          <w:rFonts w:ascii="Arial" w:cs="Arial" w:eastAsia="Arial" w:hAnsi="Arial"/>
-          <w:b w:val="0"/>
-          <w:bCs w:val="0"/>
-          <w:i w:val="0"/>
-          <w:iCs w:val="0"/>
-          <w:smallCaps w:val="0"/>
-          <w:strike w:val="0"/>
-          <w:color w:val="000000"/>
-          <w:sz w:val="22"/>
-          <w:szCs w:val="22"/>
-          <w:u w:val="none"/>
-          <w:shd w:fill="auto" w:val="clear"/>
-          <w:vertAlign w:val="baseline"/>
-          <w:rtl w:val="0"/>
-        </w:rPr>
-        <w:t xml:space="preserve">I don't think so because DeepSeek is not a chip maker. Is this correct @ranaelkaliouby@gmail.com ?</w:t>
-      </w:r>
-    </w:p>
-  </w:comment>
-  <w:comment w:author="Eve Troeh" w:id="2" w:date="2025-02-25T22:40:41Z">
-    <w:p>
-      <w:pPr>
-        <w:keepNext w:val="0"/>
-        <w:keepLines w:val="0"/>
-        <w:pageBreakBefore w:val="0"/>
-        <w:widowControl w:val="0"/>
-        <w:pBdr>
-          <w:top w:space="0" w:sz="0" w:val="nil"/>
-          <w:left w:space="0" w:sz="0" w:val="nil"/>
-          <w:bottom w:space="0" w:sz="0" w:val="nil"/>
-          <w:right w:space="0" w:sz="0" w:val="nil"/>
-          <w:between w:space="0" w:sz="0" w:val="nil"/>
-        </w:pBdr>
-        <w:shd w:fill="auto" w:val="clear"/>
-        <w:spacing w:after="0" w:before="0" w:line="240" w:lineRule="auto"/>
-        <w:ind w:left="0" w:right="0" w:firstLine="0"/>
-        <w:jc w:val="left"/>
-        <w:rPr>
-          <w:rFonts w:ascii="Arial" w:cs="Arial" w:eastAsia="Arial" w:hAnsi="Arial"/>
-          <w:b w:val="0"/>
-          <w:bCs w:val="0"/>
-          <w:i w:val="0"/>
-          <w:iCs w:val="0"/>
-          <w:smallCaps w:val="0"/>
-          <w:strike w:val="0"/>
-          <w:color w:val="000000"/>
-          <w:sz w:val="22"/>
-          <w:szCs w:val="22"/>
-          <w:u w:val="none"/>
-          <w:shd w:fill="auto" w:val="clear"/>
-          <w:vertAlign w:val="baseline"/>
-        </w:rPr>
-      </w:pPr>
-      <w:r>
-        <w:rPr>
-          <w:rFonts w:ascii="Arial" w:cs="Arial" w:eastAsia="Arial" w:hAnsi="Arial"/>
-          <w:b w:val="0"/>
-          <w:bCs w:val="0"/>
-          <w:i w:val="0"/>
-          <w:iCs w:val="0"/>
-          <w:smallCaps w:val="0"/>
-          <w:strike w:val="0"/>
-          <w:color w:val="000000"/>
-          <w:sz w:val="22"/>
-          <w:szCs w:val="22"/>
-          <w:u w:val="none"/>
-          <w:shd w:fill="auto" w:val="clear"/>
-          <w:vertAlign w:val="baseline"/>
-          <w:rtl w:val="0"/>
-        </w:rPr>
-        <w:t xml:space="preserve">is this changed at all by DeepSeek?</w:t>
-      </w:r>
-    </w:p>
-  </w:comment>
-  <w:comment w:author="Eve Troeh" w:id="3" w:date="2025-02-25T22:41:09Z">
-    <w:p>
-      <w:pPr>
-        <w:keepNext w:val="0"/>
-        <w:keepLines w:val="0"/>
-        <w:pageBreakBefore w:val="0"/>
-        <w:widowControl w:val="0"/>
-        <w:pBdr>
-          <w:top w:space="0" w:sz="0" w:val="nil"/>
-          <w:left w:space="0" w:sz="0" w:val="nil"/>
-          <w:bottom w:space="0" w:sz="0" w:val="nil"/>
-          <w:right w:space="0" w:sz="0" w:val="nil"/>
-          <w:between w:space="0" w:sz="0" w:val="nil"/>
-        </w:pBdr>
-        <w:shd w:fill="auto" w:val="clear"/>
-        <w:spacing w:after="0" w:before="0" w:line="240" w:lineRule="auto"/>
-        <w:ind w:left="0" w:right="0" w:firstLine="0"/>
-        <w:jc w:val="left"/>
-        <w:rPr>
-          <w:rFonts w:ascii="Arial" w:cs="Arial" w:eastAsia="Arial" w:hAnsi="Arial"/>
-          <w:b w:val="0"/>
-          <w:bCs w:val="0"/>
-          <w:i w:val="0"/>
-          <w:iCs w:val="0"/>
-          <w:smallCaps w:val="0"/>
-          <w:strike w:val="0"/>
-          <w:color w:val="000000"/>
-          <w:sz w:val="22"/>
-          <w:szCs w:val="22"/>
-          <w:u w:val="none"/>
-          <w:shd w:fill="auto" w:val="clear"/>
-          <w:vertAlign w:val="baseline"/>
-        </w:rPr>
-      </w:pPr>
-      <w:r>
-        <w:rPr>
-          <w:rFonts w:ascii="Arial" w:cs="Arial" w:eastAsia="Arial" w:hAnsi="Arial"/>
-          <w:b w:val="0"/>
-          <w:bCs w:val="0"/>
-          <w:i w:val="0"/>
-          <w:iCs w:val="0"/>
-          <w:smallCaps w:val="0"/>
-          <w:strike w:val="0"/>
-          <w:color w:val="000000"/>
-          <w:sz w:val="22"/>
-          <w:szCs w:val="22"/>
-          <w:u w:val="none"/>
-          <w:shd w:fill="auto" w:val="clear"/>
-          <w:vertAlign w:val="baseline"/>
-          <w:rtl w:val="0"/>
-        </w:rPr>
-        <w:t xml:space="preserve">is any of this changed vis a vis deepseek?</w:t>
-      </w:r>
-    </w:p>
-  </w:comment>
-  <w:comment w:author="Rachel Ishikawa" w:id="4" w:date="2025-02-26T21:40:34Z">
-    <w:p>
-      <w:pPr>
-        <w:keepNext w:val="0"/>
-        <w:keepLines w:val="0"/>
-        <w:pageBreakBefore w:val="0"/>
-        <w:widowControl w:val="0"/>
-        <w:pBdr>
-          <w:top w:space="0" w:sz="0" w:val="nil"/>
-          <w:left w:space="0" w:sz="0" w:val="nil"/>
-          <w:bottom w:space="0" w:sz="0" w:val="nil"/>
-          <w:right w:space="0" w:sz="0" w:val="nil"/>
-          <w:between w:space="0" w:sz="0" w:val="nil"/>
-        </w:pBdr>
-        <w:shd w:fill="auto" w:val="clear"/>
-        <w:spacing w:after="0" w:before="0" w:line="240" w:lineRule="auto"/>
-        <w:ind w:left="0" w:right="0" w:firstLine="0"/>
-        <w:jc w:val="left"/>
-        <w:rPr>
-          <w:rFonts w:ascii="Arial" w:cs="Arial" w:eastAsia="Arial" w:hAnsi="Arial"/>
-          <w:b w:val="0"/>
-          <w:bCs w:val="0"/>
-          <w:i w:val="0"/>
-          <w:iCs w:val="0"/>
-          <w:smallCaps w:val="0"/>
-          <w:strike w:val="0"/>
-          <w:color w:val="000000"/>
-          <w:sz w:val="22"/>
-          <w:szCs w:val="22"/>
-          <w:u w:val="none"/>
-          <w:shd w:fill="auto" w:val="clear"/>
-          <w:vertAlign w:val="baseline"/>
-        </w:rPr>
-      </w:pPr>
-      <w:r>
-        <w:rPr>
-          <w:rFonts w:ascii="Arial" w:cs="Arial" w:eastAsia="Arial" w:hAnsi="Arial"/>
-          <w:b w:val="0"/>
-          <w:bCs w:val="0"/>
-          <w:i w:val="0"/>
-          <w:iCs w:val="0"/>
-          <w:smallCaps w:val="0"/>
-          <w:strike w:val="0"/>
-          <w:color w:val="000000"/>
-          <w:sz w:val="22"/>
-          <w:szCs w:val="22"/>
-          <w:u w:val="none"/>
-          <w:shd w:fill="auto" w:val="clear"/>
-          <w:vertAlign w:val="baseline"/>
-          <w:rtl w:val="0"/>
-        </w:rPr>
-        <w:t xml:space="preserve">@ranaelkaliouby@gmail.com</w:t>
-      </w:r>
-    </w:p>
-  </w:comment>
-  <w:comment w:author="Eve Troeh" w:id="7" w:date="2025-02-25T22:39:08Z">
-    <w:p>
-      <w:pPr>
-        <w:keepNext w:val="0"/>
-        <w:keepLines w:val="0"/>
-        <w:pageBreakBefore w:val="0"/>
-        <w:widowControl w:val="0"/>
-        <w:pBdr>
-          <w:top w:space="0" w:sz="0" w:val="nil"/>
-          <w:left w:space="0" w:sz="0" w:val="nil"/>
-          <w:bottom w:space="0" w:sz="0" w:val="nil"/>
-          <w:right w:space="0" w:sz="0" w:val="nil"/>
-          <w:between w:space="0" w:sz="0" w:val="nil"/>
-        </w:pBdr>
-        <w:shd w:fill="auto" w:val="clear"/>
-        <w:spacing w:after="0" w:before="0" w:line="240" w:lineRule="auto"/>
-        <w:ind w:left="0" w:right="0" w:firstLine="0"/>
-        <w:jc w:val="left"/>
-        <w:rPr>
-          <w:rFonts w:ascii="Arial" w:cs="Arial" w:eastAsia="Arial" w:hAnsi="Arial"/>
-          <w:b w:val="0"/>
-          <w:bCs w:val="0"/>
-          <w:i w:val="0"/>
-          <w:iCs w:val="0"/>
-          <w:smallCaps w:val="0"/>
-          <w:strike w:val="0"/>
-          <w:color w:val="000000"/>
-          <w:sz w:val="22"/>
-          <w:szCs w:val="22"/>
-          <w:u w:val="none"/>
-          <w:shd w:fill="auto" w:val="clear"/>
-          <w:vertAlign w:val="baseline"/>
-        </w:rPr>
-      </w:pPr>
-      <w:r>
-        <w:rPr>
-          <w:rFonts w:ascii="Arial" w:cs="Arial" w:eastAsia="Arial" w:hAnsi="Arial"/>
-          <w:b w:val="0"/>
-          <w:bCs w:val="0"/>
-          <w:i w:val="0"/>
-          <w:iCs w:val="0"/>
-          <w:smallCaps w:val="0"/>
-          <w:strike w:val="0"/>
-          <w:color w:val="000000"/>
-          <w:sz w:val="22"/>
-          <w:szCs w:val="22"/>
-          <w:u w:val="none"/>
-          <w:shd w:fill="auto" w:val="clear"/>
-          <w:vertAlign w:val="baseline"/>
-          <w:rtl w:val="0"/>
-        </w:rPr>
-        <w:t xml:space="preserve">do we need to check in on funding update</w:t>
-      </w:r>
-    </w:p>
-  </w:comment>
-  <w:comment w:author="Rachel Ishikawa" w:id="0" w:date="2025-02-25T17:51:52Z">
-    <w:p>
-      <w:pPr>
-        <w:keepNext w:val="0"/>
-        <w:keepLines w:val="0"/>
-        <w:pageBreakBefore w:val="0"/>
-        <w:widowControl w:val="0"/>
-        <w:pBdr>
-          <w:top w:space="0" w:sz="0" w:val="nil"/>
-          <w:left w:space="0" w:sz="0" w:val="nil"/>
-          <w:bottom w:space="0" w:sz="0" w:val="nil"/>
-          <w:right w:space="0" w:sz="0" w:val="nil"/>
-          <w:between w:space="0" w:sz="0" w:val="nil"/>
-        </w:pBdr>
-        <w:shd w:fill="auto" w:val="clear"/>
-        <w:spacing w:after="0" w:before="0" w:line="240" w:lineRule="auto"/>
-        <w:ind w:left="0" w:right="0" w:firstLine="0"/>
-        <w:jc w:val="left"/>
-        <w:rPr>
-          <w:rFonts w:ascii="Arial" w:cs="Arial" w:eastAsia="Arial" w:hAnsi="Arial"/>
-          <w:b w:val="0"/>
-          <w:bCs w:val="0"/>
-          <w:i w:val="0"/>
-          <w:iCs w:val="0"/>
-          <w:smallCaps w:val="0"/>
-          <w:strike w:val="0"/>
-          <w:color w:val="000000"/>
-          <w:sz w:val="22"/>
-          <w:szCs w:val="22"/>
-          <w:u w:val="none"/>
-          <w:shd w:fill="auto" w:val="clear"/>
-          <w:vertAlign w:val="baseline"/>
-        </w:rPr>
-      </w:pPr>
-      <w:r>
-        <w:rPr>
-          <w:rFonts w:ascii="Arial" w:cs="Arial" w:eastAsia="Arial" w:hAnsi="Arial"/>
-          <w:b w:val="0"/>
-          <w:bCs w:val="0"/>
-          <w:i w:val="0"/>
-          <w:iCs w:val="0"/>
-          <w:smallCaps w:val="0"/>
-          <w:strike w:val="0"/>
-          <w:color w:val="000000"/>
-          <w:sz w:val="22"/>
-          <w:szCs w:val="22"/>
-          <w:u w:val="none"/>
-          <w:shd w:fill="auto" w:val="clear"/>
-          <w:vertAlign w:val="baseline"/>
-          <w:rtl w:val="0"/>
-        </w:rPr>
-        <w:t xml:space="preserve">moved from 18:30</w:t>
-      </w:r>
-    </w:p>
-  </w:comment>
-  <w:comment w:author="Rana El Kaliouby" w:id="1" w:date="2025-02-25T18:22:10Z">
-    <w:p>
-      <w:pPr>
-        <w:keepNext w:val="0"/>
-        <w:keepLines w:val="0"/>
-        <w:pageBreakBefore w:val="0"/>
-        <w:widowControl w:val="0"/>
-        <w:pBdr>
-          <w:top w:space="0" w:sz="0" w:val="nil"/>
-          <w:left w:space="0" w:sz="0" w:val="nil"/>
-          <w:bottom w:space="0" w:sz="0" w:val="nil"/>
-          <w:right w:space="0" w:sz="0" w:val="nil"/>
-          <w:between w:space="0" w:sz="0" w:val="nil"/>
-        </w:pBdr>
-        <w:shd w:fill="auto" w:val="clear"/>
-        <w:spacing w:after="0" w:before="0" w:line="240" w:lineRule="auto"/>
-        <w:ind w:left="0" w:right="0" w:firstLine="0"/>
-        <w:jc w:val="left"/>
-        <w:rPr>
-          <w:rFonts w:ascii="Arial" w:cs="Arial" w:eastAsia="Arial" w:hAnsi="Arial"/>
-          <w:b w:val="0"/>
-          <w:bCs w:val="0"/>
-          <w:i w:val="0"/>
-          <w:iCs w:val="0"/>
-          <w:smallCaps w:val="0"/>
-          <w:strike w:val="0"/>
-          <w:color w:val="000000"/>
-          <w:sz w:val="22"/>
-          <w:szCs w:val="22"/>
-          <w:u w:val="none"/>
-          <w:shd w:fill="auto" w:val="clear"/>
-          <w:vertAlign w:val="baseline"/>
-        </w:rPr>
-      </w:pPr>
-      <w:r>
-        <w:rPr>
-          <w:rFonts w:ascii="Arial" w:cs="Arial" w:eastAsia="Arial" w:hAnsi="Arial"/>
-          <w:b w:val="0"/>
-          <w:bCs w:val="0"/>
-          <w:i w:val="0"/>
-          <w:iCs w:val="0"/>
-          <w:smallCaps w:val="0"/>
-          <w:strike w:val="0"/>
-          <w:color w:val="000000"/>
-          <w:sz w:val="22"/>
-          <w:szCs w:val="22"/>
-          <w:u w:val="none"/>
-          <w:shd w:fill="auto" w:val="clear"/>
-          <w:vertAlign w:val="baseline"/>
-          <w:rtl w:val="0"/>
-        </w:rPr>
-        <w:t xml:space="preserve">great way to start!</w:t>
-      </w:r>
-    </w:p>
-  </w:comment>
-</w:comments>
 </file>
 
 <file path=word/footer1.xml><?xml version="1.0" encoding="utf-8"?>

--- a/input/E024 Gavin Uberti/Gavin Uberti Script V3.docx
+++ b/input/E024 Gavin Uberti/Gavin Uberti Script V3.docx
@@ -2,38 +2,6 @@
 <file path=word/document.xml><?xml version="1.0" encoding="utf-8"?>
 <w:document xmlns:mc="http://schemas.openxmlformats.org/markup-compatibility/2006" xmlns:o="urn:schemas-microsoft-com:office:office" xmlns:r="http://schemas.openxmlformats.org/officeDocument/2006/relationships" xmlns:m="http://schemas.openxmlformats.org/officeDocument/2006/math" xmlns:v="urn:schemas-microsoft-com:vml" xmlns:wp="http://schemas.openxmlformats.org/drawingml/2006/wordprocessingDrawing" xmlns:w10="urn:schemas-microsoft-com:office:word" xmlns:w="http://schemas.openxmlformats.org/wordprocessingml/2006/main" xmlns:wne="http://schemas.microsoft.com/office/word/2006/wordml" xmlns:sl="http://schemas.openxmlformats.org/schemaLibrary/2006/main" xmlns:a="http://schemas.openxmlformats.org/drawingml/2006/main" xmlns:pic="http://schemas.openxmlformats.org/drawingml/2006/picture" xmlns:c="http://schemas.openxmlformats.org/drawingml/2006/chart" xmlns:lc="http://schemas.openxmlformats.org/drawingml/2006/lockedCanvas" xmlns:dgm="http://schemas.openxmlformats.org/drawingml/2006/diagram" xmlns:wps="http://schemas.microsoft.com/office/word/2010/wordprocessingShape" xmlns:wpg="http://schemas.microsoft.com/office/word/2010/wordprocessingGroup" xmlns:w14="http://schemas.microsoft.com/office/word/2010/wordml" xmlns:w15="http://schemas.microsoft.com/office/word/2012/wordml" xmlns:w16="http://schemas.microsoft.com/office/word/2018/wordml" xmlns:w16cex="http://schemas.microsoft.com/office/word/2018/wordml/cex" xmlns:w16cid="http://schemas.microsoft.com/office/word/2016/wordml/cid" xmlns="http://schemas.microsoft.com/office/tasks/2019/documenttasks" xmlns:cr="http://schemas.microsoft.com/office/comments/2020/reactions">
   <w:body>
-    <w:p>
-      <w:pPr>
-        <w:spacing w:after="200" w:lineRule="auto"/>
-        <w:jc w:val="center"/>
-        <w:rPr>
-          <w:b w:val="1"/>
-          <w:bCs w:val="1"/>
-          <w:sz w:val="24"/>
-          <w:szCs w:val="24"/>
-        </w:rPr>
-      </w:pPr>
-      <w:r>
-        <w:rPr>
-          <w:b w:val="1"/>
-          <w:bCs w:val="1"/>
-          <w:sz w:val="24"/>
-          <w:szCs w:val="24"/>
-          <w:rtl w:val="0"/>
-        </w:rPr>
-        <w:t xml:space="preserve">  </w:t>
-      </w:r>
-      <w:r>
-        <w:rPr>
-          <w:b w:val="1"/>
-          <w:bCs w:val="1"/>
-          <w:sz w:val="24"/>
-          <w:szCs w:val="24"/>
-          <w:rtl w:val="0"/>
-        </w:rPr>
-        <w:t xml:space="preserve">Gavin Uberti Script V3</w:t>
-      </w:r>
-    </w:p>
     <w:p>
       <w:pPr>
         <w:spacing w:after="280" w:lineRule="auto"/>
